--- a/klagomål/A 26259-2026 FSC-klagomål.docx
+++ b/klagomål/A 26259-2026 FSC-klagomål.docx
@@ -810,7 +810,7 @@
     <w:r>
       <w:tab/>
       <w:tab/>
-      <w:t>2026-06-10</w:t>
+      <w:t>2026-06-11</w:t>
       <w:br/>
       <w:br/>
     </w:r>

--- a/klagomål/A 26259-2026 FSC-klagomål.docx
+++ b/klagomål/A 26259-2026 FSC-klagomål.docx
@@ -810,7 +810,7 @@
     <w:r>
       <w:tab/>
       <w:tab/>
-      <w:t>2026-06-11</w:t>
+      <w:t>2026-06-12</w:t>
       <w:br/>
       <w:br/>
     </w:r>

--- a/klagomål/A 26259-2026 FSC-klagomål.docx
+++ b/klagomål/A 26259-2026 FSC-klagomål.docx
@@ -810,7 +810,7 @@
     <w:r>
       <w:tab/>
       <w:tab/>
-      <w:t>2026-06-12</w:t>
+      <w:t>2026-06-13</w:t>
       <w:br/>
       <w:br/>
     </w:r>

--- a/klagomål/A 26259-2026 FSC-klagomål.docx
+++ b/klagomål/A 26259-2026 FSC-klagomål.docx
@@ -810,7 +810,7 @@
     <w:r>
       <w:tab/>
       <w:tab/>
-      <w:t>2026-06-13</w:t>
+      <w:t>2026-06-14</w:t>
       <w:br/>
       <w:br/>
     </w:r>

--- a/klagomål/A 26259-2026 FSC-klagomål.docx
+++ b/klagomål/A 26259-2026 FSC-klagomål.docx
@@ -810,7 +810,7 @@
     <w:r>
       <w:tab/>
       <w:tab/>
-      <w:t>2026-06-14</w:t>
+      <w:t>2026-06-15</w:t>
       <w:br/>
       <w:br/>
     </w:r>

--- a/klagomål/A 26259-2026 FSC-klagomål.docx
+++ b/klagomål/A 26259-2026 FSC-klagomål.docx
@@ -810,7 +810,7 @@
     <w:r>
       <w:tab/>
       <w:tab/>
-      <w:t>2026-06-15</w:t>
+      <w:t>2026-06-16</w:t>
       <w:br/>
       <w:br/>
     </w:r>

--- a/klagomål/A 26259-2026 FSC-klagomål.docx
+++ b/klagomål/A 26259-2026 FSC-klagomål.docx
@@ -810,7 +810,7 @@
     <w:r>
       <w:tab/>
       <w:tab/>
-      <w:t>2026-06-16</w:t>
+      <w:t>2026-06-17</w:t>
       <w:br/>
       <w:br/>
     </w:r>

--- a/klagomål/A 26259-2026 FSC-klagomål.docx
+++ b/klagomål/A 26259-2026 FSC-klagomål.docx
@@ -1,6 +1,6 @@
 
 <file path=word/document.xml><?xml version="1.0" encoding="utf-8"?>
-<w:document xmlns:wpc="http://schemas.microsoft.com/office/word/2010/wordprocessingCanvas" xmlns:cx="http://schemas.microsoft.com/office/drawing/2014/chartex" xmlns:cx1="http://schemas.microsoft.com/office/drawing/2015/9/8/chartex" xmlns:cx2="http://schemas.microsoft.com/office/drawing/2015/10/21/chartex" xmlns:cx3="http://schemas.microsoft.com/office/drawing/2016/5/9/chartex" xmlns:cx4="http://schemas.microsoft.com/office/drawing/2016/5/10/chartex" xmlns:cx5="http://schemas.microsoft.com/office/drawing/2016/5/11/chartex" xmlns:cx6="http://schemas.microsoft.com/office/drawing/2016/5/12/chartex" xmlns:cx7="http://schemas.microsoft.com/office/drawing/2016/5/13/chartex" xmlns:cx8="http://schemas.microsoft.com/office/drawing/2016/5/14/chartex" xmlns:mc="http://schemas.openxmlformats.org/markup-compatibility/2006" xmlns:aink="http://schemas.microsoft.com/office/drawing/2016/ink" xmlns:am3d="http://schemas.microsoft.com/office/drawing/2017/model3d" xmlns:o="urn:schemas-microsoft-com:office:office" xmlns:oel="http://schemas.microsoft.com/office/2019/extlst" xmlns:r="http://schemas.openxmlformats.org/officeDocument/2006/relationships" xmlns:m="http://schemas.openxmlformats.org/officeDocument/2006/math" xmlns:v="urn:schemas-microsoft-com:vml" xmlns:wp14="http://schemas.microsoft.com/office/word/2010/wordprocessingDrawing" xmlns:wp="http://schemas.openxmlformats.org/drawingml/2006/wordprocessingDrawing" xmlns:w10="urn:schemas-microsoft-com:office:word" xmlns:w="http://schemas.openxmlformats.org/wordprocessingml/2006/main" xmlns:w14="http://schemas.microsoft.com/office/word/2010/wordml" xmlns:w15="http://schemas.microsoft.com/office/word/2012/wordml" xmlns:w16cex="http://schemas.microsoft.com/office/word/2018/wordml/cex" xmlns:w16cid="http://schemas.microsoft.com/office/word/2016/wordml/cid" xmlns:w16="http://schemas.microsoft.com/office/word/2018/wordml" xmlns:w16sdtdh="http://schemas.microsoft.com/office/word/2020/wordml/sdtdatahash" xmlns:w16se="http://schemas.microsoft.com/office/word/2015/wordml/symex" xmlns:wpg="http://schemas.microsoft.com/office/word/2010/wordprocessingGroup" xmlns:wpi="http://schemas.microsoft.com/office/word/2010/wordprocessingInk" xmlns:wne="http://schemas.microsoft.com/office/word/2006/wordml" xmlns:wps="http://schemas.microsoft.com/office/word/2010/wordprocessingShape" mc:Ignorable="w14 w15 w16se w16cid w16 w16cex w16sdtdh wp14">
+<w:document xmlns:wpc="http://schemas.microsoft.com/office/word/2010/wordprocessingCanvas" xmlns:cx="http://schemas.microsoft.com/office/drawing/2014/chartex" xmlns:cx1="http://schemas.microsoft.com/office/drawing/2015/9/8/chartex" xmlns:cx2="http://schemas.microsoft.com/office/drawing/2015/10/21/chartex" xmlns:cx3="http://schemas.microsoft.com/office/drawing/2016/5/9/chartex" xmlns:cx4="http://schemas.microsoft.com/office/drawing/2016/5/10/chartex" xmlns:cx5="http://schemas.microsoft.com/office/drawing/2016/5/11/chartex" xmlns:cx6="http://schemas.microsoft.com/office/drawing/2016/5/12/chartex" xmlns:cx7="http://schemas.microsoft.com/office/drawing/2016/5/13/chartex" xmlns:cx8="http://schemas.microsoft.com/office/drawing/2016/5/14/chartex" xmlns:mc="http://schemas.openxmlformats.org/markup-compatibility/2006" xmlns:aink="http://schemas.microsoft.com/office/drawing/2016/ink" xmlns:am3d="http://schemas.microsoft.com/office/drawing/2017/model3d" xmlns:o="urn:schemas-microsoft-com:office:office" xmlns:oel="http://schemas.microsoft.com/office/2019/extlst" xmlns:r="http://schemas.openxmlformats.org/officeDocument/2006/relationships" xmlns:m="http://schemas.openxmlformats.org/officeDocument/2006/math" xmlns:v="urn:schemas-microsoft-com:vml" xmlns:wp14="http://schemas.microsoft.com/office/word/2010/wordprocessingDrawing" xmlns:wp="http://schemas.openxmlformats.org/drawingml/2006/wordprocessingDrawing" xmlns:w10="urn:schemas-microsoft-com:office:word" xmlns:w="http://schemas.openxmlformats.org/wordprocessingml/2006/main" xmlns:w14="http://schemas.microsoft.com/office/word/2010/wordml" xmlns:w15="http://schemas.microsoft.com/office/word/2012/wordml" xmlns:w16cex="http://schemas.microsoft.com/office/word/2018/wordml/cex" xmlns:w16cid="http://schemas.microsoft.com/office/word/2016/wordml/cid" xmlns:w16="http://schemas.microsoft.com/office/word/2018/wordml" xmlns:w16du="http://schemas.microsoft.com/office/word/2023/wordml/word16du" xmlns:w16sdtdh="http://schemas.microsoft.com/office/word/2020/wordml/sdtdatahash" xmlns:w16sdtfl="http://schemas.microsoft.com/office/word/2024/wordml/sdtformatlock" xmlns:w16se="http://schemas.microsoft.com/office/word/2015/wordml/symex" xmlns:wpg="http://schemas.microsoft.com/office/word/2010/wordprocessingGroup" xmlns:wpi="http://schemas.microsoft.com/office/word/2010/wordprocessingInk" xmlns:wne="http://schemas.microsoft.com/office/word/2006/wordml" xmlns:wps="http://schemas.microsoft.com/office/word/2010/wordprocessingShape" mc:Ignorable="w14 w15 w16se w16cid w16 w16cex w16sdtdh w16sdtfl w16du wp14">
   <w:body>
     <w:p>
       <w:r>
@@ -168,7 +168,7 @@
     </w:p>
     <w:p>
       <w:r>
-        <w:t>Detta dokument behandlar höga naturvärden i avverkningsanmälan A 26259-2026 i Pajala kommun. Denna avverkningsanmälan inkom 2026-06-09 12:28:19 och omfattar 45,2 ha.</w:t>
+        <w:t>Detta dokument behandlar höga naturvärden i avverkningsanmälan A 26259-2026 i Pajala kommun som inkom 2026-06-09 och omfattar 45,2 ha.</w:t>
       </w:r>
     </w:p>
     <w:p>
@@ -191,12 +191,15 @@
     </w:p>
     <w:p>
       <w:r>
-        <w:t>I avverkningsanmälan har följande 1 naturvårdsarter hittats: tjäder (§4). För fridlysta arter anges även paragrafen i Artskyddsförordningen som arten är fridlyst enligt.</w:t>
+        <w:t>I och inom 22 meter från avverkningsanmälan har följande 2 naturvårdsarter hittats: lappmes (NT, T, §4) och tjäder (T, §4). Av dessa är 1 rödlistade. För rödlistade arter har rödlistekategorin angivits inom parentes. Typiska arter inom Natura 2000 som är kopplade till skogsekosystem har markerats med (T). För fridlysta arter anges även paragrafen i Artskyddsförordningen som arten är fridlyst enligt.</w:t>
       </w:r>
     </w:p>
     <w:p>
       <w:r>
-        <w:t>De påträffade naturvårdsarterna är ett tydligt kvitto på att detta rör sig om en skog med höga naturvärden. I Figur 1 visas en karta över det avverkningsanmälda området, där samtliga fyndplatser för naturvårdsarter som finns registrerade på Artportalen har markerats.</w:t>
+        <w:t>De påträffade naturvårdsarterna är ett tydligt kvitto på att det rör sig om en skog med höga naturvärden.</w:t>
+      </w:r>
+      <w:r>
+        <w:t xml:space="preserve"> I Figur 1 visas fyndplatser för naturvårdsarter i området, som finns registrerade på Artportalen.</w:t>
       </w:r>
     </w:p>
     <w:p>
@@ -206,7 +209,7 @@
       <w:r>
         <w:drawing>
           <wp:inline xmlns:a="http://schemas.openxmlformats.org/drawingml/2006/main" xmlns:pic="http://schemas.openxmlformats.org/drawingml/2006/picture">
-            <wp:extent cx="5486400" cy="6604726"/>
+            <wp:extent cx="4831868" cy="5688000"/>
             <wp:docPr id="1" name="Picture 1"/>
             <wp:cNvGraphicFramePr>
               <a:graphicFrameLocks noChangeAspect="1"/>
@@ -227,7 +230,7 @@
                   <pic:spPr>
                     <a:xfrm>
                       <a:off x="0" y="0"/>
-                      <a:ext cx="5486400" cy="6604726"/>
+                      <a:ext cx="4831868" cy="5688000"/>
                     </a:xfrm>
                     <a:prstGeom prst="rect"/>
                   </pic:spPr>
@@ -241,14 +244,15 @@
     <w:p>
       <w:pPr>
         <w:pStyle w:val="Caption"/>
+        <w:spacing w:after="240"/>
       </w:pPr>
       <w:r>
-        <w:t>Figur 1. Fyndplatser för naturvårdsarter i det avverkningsanmälda området (röd linje). Markörer utan svart kant är placerade på fyndplatsen. Markörer med svart kant är placerade vid sidan av fyndplatsen och har ett svart streck som visar fyndplatsens exakta position. Kartans mittpunktskoordinat är N 7500012, E 862342 i SWEREF 99 TM.</w:t>
+        <w:t>Figur 1. Fyndplatser för naturvårdsarter i och inom 22 meter från avverkningsanmälan (röd linje). Markörer utan svart kant är placerade på fyndplatsen. Markörer med svart kant är placerade vid sidan av fyndplatsen och har ett svart streck som visar fyndplatsens exakta position. Kartans mittpunktskoordinat är N 7500012, E 862342 i SWEREF 99 TM.</w:t>
       </w:r>
     </w:p>
     <w:p>
       <w:pPr>
-        <w:pStyle w:val="Heading1"/>
+        <w:pStyle w:val="Heading2"/>
       </w:pPr>
       <w:r>
         <w:t>Fridlysta arter</w:t>
@@ -256,7 +260,7 @@
     </w:p>
     <w:p>
       <w:r>
-        <w:t>Följande fridlysta arter har sina livsmiljöer och växtplatser i den avverkningsanmälda skogen: tjäder (§4).</w:t>
+        <w:t>Följande fridlysta arter har sina livsmiljöer och växtplatser i den avverkningsanmälda skogen: lappmes (NT, T, §4) och tjäder (T, §4).</w:t>
       </w:r>
     </w:p>
     <w:p>
@@ -271,6 +275,26 @@
       </w:r>
       <w:r>
         <w:t>(artikel 1). Vidare att de åtgärder som vidtas inte får leda till en försämring av den nuvarande situationen beträffande bevarandet av de fågelarter som avses i artikel 1 (artikel 13). Fågeldirektivet är styrande för tillsynsansvariga myndigheters ärendehantering, ställningstaganden och beslutsfattande.</w:t>
+      </w:r>
+    </w:p>
+    <w:p>
+      <w:r>
+        <w:rPr>
+          <w:b/>
+        </w:rPr>
+        <w:t>Lappmes (NT, §4)</w:t>
+      </w:r>
+      <w:r>
+        <w:t xml:space="preserve">, som är typisk art för </w:t>
+      </w:r>
+      <w:r>
+        <w:rPr>
+          <w:i/>
+        </w:rPr>
+        <w:t>9010 Taiga</w:t>
+      </w:r>
+      <w:r>
+        <w:t>, rödlistad som nära hotad och prioriterad art i Skogsvårdslagen, har minskat med 17,5 (5–30) % under de senaste 10 åren. Lappmesen är en mycket stationär art som häckar i norra Sveriges barr- och blandskogar samt i fjällbjörkskogen. Arten missgynnas starkt av skogsbruk och studier har visat att överlevnaden och vikten hos flygga ungfåglar är högre i naturskog än i gallrad skog. Hemområdesstorleken under häckningstid anges uppgå till 15–20 ha, men kan i marginella habitat vara mycket större, 50–100 ha. Minsta areal äldre skog med observationer under häckningstid i norra Finland var 15 ha. Minskningstakten för den svenska populationen bedöms vara nära gränsvärdet för Sårbar (VU). (A2bc) (SLU Artdatabanken, 2024; Skogsstyrelsen, 2016).</w:t>
       </w:r>
     </w:p>
     <w:p>
@@ -413,7 +437,7 @@
         <w:rPr>
           <w:i/>
         </w:rPr>
-        <w:t>I det avverkningsanmälda skogsområdet har 1 naturvårdsarter varav 0 rödlistade arter sina livsmiljöer och växtplatser.</w:t>
+        <w:t>I det avverkningsanmälda skogsområdet har 2 naturvårdsarter varav 1 rödlistade arter sina livsmiljöer och växtplatser.</w:t>
       </w:r>
     </w:p>
     <w:p>
@@ -618,6 +642,79 @@
         <w:pStyle w:val="Heading1"/>
       </w:pPr>
       <w:r>
+        <w:t>Lappmes – ekologi samt krav på livsmiljön</w:t>
+      </w:r>
+    </w:p>
+    <w:p>
+      <w:r>
+        <w:t>Lappmes (NT, §4) är en mycket stationär art som häckar i norra Sveriges barr- och blandskogar samt i fjällbjörkskogen. Utbredningen i såväl Finland, Norge och Sverige har krympt och hos oss är den nu vanligast i fjällnära områden där det finns större arealer av naturskog kvar (Skogsstyrelsen, 2016). Minskningstakten har uppgått till 17,5 (5–30) % under de senaste 10 åren. Bedömningen baseras på ett för arten lämpligt abundansindex och minskad geografisk utbredning och/eller försämrad habitatkvalitet. Baserat på de troligaste värdena hamnar arten i kategorin Nära hotad (NT). Minskningstakten för den svenska populationen bedöms vara nära gränsvärdet för Sårbar (VU). (A2bc) (SLU Artdatabanken, 2024).</w:t>
+      </w:r>
+    </w:p>
+    <w:p>
+      <w:r>
+        <w:t>Tyngdpunkten i förekomsten är knuten till områden med sammanhängande äldre barrskog men lappmesen häckar även i fjällbjörkszonen (dock i mycket lägre tätheter). Lappmesen häckar i naturliga hål och hackspetthål i stående träd och högstubbar. Håligheter används även som sovplatser under vintern. Lappmesen är till största delen en stannfågel – i synnerhet gamla fåglar förefaller vara extremt hemortstrogna. Ungfåglar kan dock vissa år vandra ut i stor omfattning (SLU Artdatabanken, 2024).</w:t>
+      </w:r>
+    </w:p>
+    <w:p>
+      <w:r>
+        <w:t>Studier i Finland och Norge tyder på att lappmesen missgynnas starkt av skogsbruk. Högre överlevnad och högre vikter hos flygga ungfåglar rapporteras från naturskog än i gallrad skog. Från norra Finland rapporteras födobrist vara en viktigare faktor än predation för överlevnaden i bostadiet. Hemområdesstorleken under häckningstid anges uppgå till 15–20 ha, men kan i marginella habitat vara mycket större, 50–100 ha. Minsta areal äldre skog med observationer under häckningstid i norra Finland var 15 ha (SLU Artdatabanken, 2024).</w:t>
+      </w:r>
+    </w:p>
+    <w:p>
+      <w:r>
+        <w:t xml:space="preserve">Lappmesen missgynnas när skogen blir alltför fragmenterad, och understiger arealen sammanhängande lämplig miljö 15 hektar så överges reviret. Brist på naturliga hål och hackspetthål samt brist på döda murkna löv- och barrträd där lappmesen själv kan mejsla ut bohål är starkt negativ. Lappmes är typisk art för </w:t>
+      </w:r>
+      <w:r>
+        <w:rPr>
+          <w:i/>
+        </w:rPr>
+        <w:t>9010 Taiga</w:t>
+      </w:r>
+      <w:r>
+        <w:t xml:space="preserve"> och fridlyst enligt 4§ artskyddsförordningen (Skogsstyrelsen, 2016; SLU Artdatabanken, 2024).</w:t>
+      </w:r>
+    </w:p>
+    <w:p>
+      <w:pPr>
+        <w:pStyle w:val="Heading2"/>
+      </w:pPr>
+      <w:r>
+        <w:t>Referenser – lappmes</w:t>
+      </w:r>
+    </w:p>
+    <w:p>
+      <w:r>
+        <w:t xml:space="preserve">Skogsstyrelsen, 2016. </w:t>
+      </w:r>
+      <w:r>
+        <w:rPr>
+          <w:i/>
+        </w:rPr>
+        <w:t xml:space="preserve">Vägledning för hänsyn till lappmes. </w:t>
+      </w:r>
+      <w:r>
+        <w:t>Vägledningar och kunskapsstöd artskydd - Skogsstyrelsen</w:t>
+      </w:r>
+    </w:p>
+    <w:p>
+      <w:r>
+        <w:t xml:space="preserve">SLU Artdatabanken, 2024. </w:t>
+      </w:r>
+      <w:r>
+        <w:rPr>
+          <w:i/>
+        </w:rPr>
+        <w:t xml:space="preserve">Artfakta: lappmes (Poecile cinctus). </w:t>
+      </w:r>
+      <w:r>
+        <w:t>https://artfakta.se/taxa/103022</w:t>
+      </w:r>
+    </w:p>
+    <w:p>
+      <w:pPr>
+        <w:pStyle w:val="Heading1"/>
+      </w:pPr>
+      <w:r>
         <w:t>Tjäder – ekologi samt krav på livsmiljön</w:t>
       </w:r>
     </w:p>
@@ -700,7 +797,7 @@
 </file>
 
 <file path=word/endnotes.xml><?xml version="1.0" encoding="utf-8"?>
-<w:endnotes xmlns:wpc="http://schemas.microsoft.com/office/word/2010/wordprocessingCanvas" xmlns:cx="http://schemas.microsoft.com/office/drawing/2014/chartex" xmlns:cx1="http://schemas.microsoft.com/office/drawing/2015/9/8/chartex" xmlns:cx2="http://schemas.microsoft.com/office/drawing/2015/10/21/chartex" xmlns:cx3="http://schemas.microsoft.com/office/drawing/2016/5/9/chartex" xmlns:cx4="http://schemas.microsoft.com/office/drawing/2016/5/10/chartex" xmlns:cx5="http://schemas.microsoft.com/office/drawing/2016/5/11/chartex" xmlns:cx6="http://schemas.microsoft.com/office/drawing/2016/5/12/chartex" xmlns:cx7="http://schemas.microsoft.com/office/drawing/2016/5/13/chartex" xmlns:cx8="http://schemas.microsoft.com/office/drawing/2016/5/14/chartex" xmlns:mc="http://schemas.openxmlformats.org/markup-compatibility/2006" xmlns:aink="http://schemas.microsoft.com/office/drawing/2016/ink" xmlns:am3d="http://schemas.microsoft.com/office/drawing/2017/model3d" xmlns:o="urn:schemas-microsoft-com:office:office" xmlns:oel="http://schemas.microsoft.com/office/2019/extlst" xmlns:r="http://schemas.openxmlformats.org/officeDocument/2006/relationships" xmlns:m="http://schemas.openxmlformats.org/officeDocument/2006/math" xmlns:v="urn:schemas-microsoft-com:vml" xmlns:wp14="http://schemas.microsoft.com/office/word/2010/wordprocessingDrawing" xmlns:wp="http://schemas.openxmlformats.org/drawingml/2006/wordprocessingDrawing" xmlns:w10="urn:schemas-microsoft-com:office:word" xmlns:w="http://schemas.openxmlformats.org/wordprocessingml/2006/main" xmlns:w14="http://schemas.microsoft.com/office/word/2010/wordml" xmlns:w15="http://schemas.microsoft.com/office/word/2012/wordml" xmlns:w16cex="http://schemas.microsoft.com/office/word/2018/wordml/cex" xmlns:w16cid="http://schemas.microsoft.com/office/word/2016/wordml/cid" xmlns:w16="http://schemas.microsoft.com/office/word/2018/wordml" xmlns:w16sdtdh="http://schemas.microsoft.com/office/word/2020/wordml/sdtdatahash" xmlns:w16se="http://schemas.microsoft.com/office/word/2015/wordml/symex" xmlns:wpg="http://schemas.microsoft.com/office/word/2010/wordprocessingGroup" xmlns:wpi="http://schemas.microsoft.com/office/word/2010/wordprocessingInk" xmlns:wne="http://schemas.microsoft.com/office/word/2006/wordml" xmlns:wps="http://schemas.microsoft.com/office/word/2010/wordprocessingShape" mc:Ignorable="w14 w15 w16se w16cid w16 w16cex w16sdtdh wp14">
+<w:endnotes xmlns:wpc="http://schemas.microsoft.com/office/word/2010/wordprocessingCanvas" xmlns:cx="http://schemas.microsoft.com/office/drawing/2014/chartex" xmlns:cx1="http://schemas.microsoft.com/office/drawing/2015/9/8/chartex" xmlns:cx2="http://schemas.microsoft.com/office/drawing/2015/10/21/chartex" xmlns:cx3="http://schemas.microsoft.com/office/drawing/2016/5/9/chartex" xmlns:cx4="http://schemas.microsoft.com/office/drawing/2016/5/10/chartex" xmlns:cx5="http://schemas.microsoft.com/office/drawing/2016/5/11/chartex" xmlns:cx6="http://schemas.microsoft.com/office/drawing/2016/5/12/chartex" xmlns:cx7="http://schemas.microsoft.com/office/drawing/2016/5/13/chartex" xmlns:cx8="http://schemas.microsoft.com/office/drawing/2016/5/14/chartex" xmlns:mc="http://schemas.openxmlformats.org/markup-compatibility/2006" xmlns:aink="http://schemas.microsoft.com/office/drawing/2016/ink" xmlns:am3d="http://schemas.microsoft.com/office/drawing/2017/model3d" xmlns:o="urn:schemas-microsoft-com:office:office" xmlns:oel="http://schemas.microsoft.com/office/2019/extlst" xmlns:r="http://schemas.openxmlformats.org/officeDocument/2006/relationships" xmlns:m="http://schemas.openxmlformats.org/officeDocument/2006/math" xmlns:v="urn:schemas-microsoft-com:vml" xmlns:wp14="http://schemas.microsoft.com/office/word/2010/wordprocessingDrawing" xmlns:wp="http://schemas.openxmlformats.org/drawingml/2006/wordprocessingDrawing" xmlns:w10="urn:schemas-microsoft-com:office:word" xmlns:w="http://schemas.openxmlformats.org/wordprocessingml/2006/main" xmlns:w14="http://schemas.microsoft.com/office/word/2010/wordml" xmlns:w15="http://schemas.microsoft.com/office/word/2012/wordml" xmlns:w16cex="http://schemas.microsoft.com/office/word/2018/wordml/cex" xmlns:w16cid="http://schemas.microsoft.com/office/word/2016/wordml/cid" xmlns:w16="http://schemas.microsoft.com/office/word/2018/wordml" xmlns:w16du="http://schemas.microsoft.com/office/word/2023/wordml/word16du" xmlns:w16sdtdh="http://schemas.microsoft.com/office/word/2020/wordml/sdtdatahash" xmlns:w16sdtfl="http://schemas.microsoft.com/office/word/2024/wordml/sdtformatlock" xmlns:w16se="http://schemas.microsoft.com/office/word/2015/wordml/symex" xmlns:wpg="http://schemas.microsoft.com/office/word/2010/wordprocessingGroup" xmlns:wpi="http://schemas.microsoft.com/office/word/2010/wordprocessingInk" xmlns:wne="http://schemas.microsoft.com/office/word/2006/wordml" xmlns:wps="http://schemas.microsoft.com/office/word/2010/wordprocessingShape" mc:Ignorable="w14 w15 w16se w16cid w16 w16cex w16sdtdh w16sdtfl w16du wp14">
   <w:endnote w:type="separator" w:id="-1">
     <w:p>
       <w:pPr>
@@ -725,7 +822,7 @@
 </file>
 
 <file path=word/footer1.xml><?xml version="1.0" encoding="utf-8"?>
-<w:ftr xmlns:wpc="http://schemas.microsoft.com/office/word/2010/wordprocessingCanvas" xmlns:cx="http://schemas.microsoft.com/office/drawing/2014/chartex" xmlns:cx1="http://schemas.microsoft.com/office/drawing/2015/9/8/chartex" xmlns:cx2="http://schemas.microsoft.com/office/drawing/2015/10/21/chartex" xmlns:cx3="http://schemas.microsoft.com/office/drawing/2016/5/9/chartex" xmlns:cx4="http://schemas.microsoft.com/office/drawing/2016/5/10/chartex" xmlns:cx5="http://schemas.microsoft.com/office/drawing/2016/5/11/chartex" xmlns:cx6="http://schemas.microsoft.com/office/drawing/2016/5/12/chartex" xmlns:cx7="http://schemas.microsoft.com/office/drawing/2016/5/13/chartex" xmlns:cx8="http://schemas.microsoft.com/office/drawing/2016/5/14/chartex" xmlns:mc="http://schemas.openxmlformats.org/markup-compatibility/2006" xmlns:aink="http://schemas.microsoft.com/office/drawing/2016/ink" xmlns:am3d="http://schemas.microsoft.com/office/drawing/2017/model3d" xmlns:o="urn:schemas-microsoft-com:office:office" xmlns:oel="http://schemas.microsoft.com/office/2019/extlst" xmlns:r="http://schemas.openxmlformats.org/officeDocument/2006/relationships" xmlns:m="http://schemas.openxmlformats.org/officeDocument/2006/math" xmlns:v="urn:schemas-microsoft-com:vml" xmlns:wp14="http://schemas.microsoft.com/office/word/2010/wordprocessingDrawing" xmlns:wp="http://schemas.openxmlformats.org/drawingml/2006/wordprocessingDrawing" xmlns:w10="urn:schemas-microsoft-com:office:word" xmlns:w="http://schemas.openxmlformats.org/wordprocessingml/2006/main" xmlns:w14="http://schemas.microsoft.com/office/word/2010/wordml" xmlns:w15="http://schemas.microsoft.com/office/word/2012/wordml" xmlns:w16cex="http://schemas.microsoft.com/office/word/2018/wordml/cex" xmlns:w16cid="http://schemas.microsoft.com/office/word/2016/wordml/cid" xmlns:w16="http://schemas.microsoft.com/office/word/2018/wordml" xmlns:w16sdtdh="http://schemas.microsoft.com/office/word/2020/wordml/sdtdatahash" xmlns:w16se="http://schemas.microsoft.com/office/word/2015/wordml/symex" xmlns:wpg="http://schemas.microsoft.com/office/word/2010/wordprocessingGroup" xmlns:wpi="http://schemas.microsoft.com/office/word/2010/wordprocessingInk" xmlns:wne="http://schemas.microsoft.com/office/word/2006/wordml" xmlns:wps="http://schemas.microsoft.com/office/word/2010/wordprocessingShape" mc:Ignorable="w14 w15 w16se w16cid w16 w16cex w16sdtdh wp14">
+<w:ftr xmlns:wpc="http://schemas.microsoft.com/office/word/2010/wordprocessingCanvas" xmlns:cx="http://schemas.microsoft.com/office/drawing/2014/chartex" xmlns:cx1="http://schemas.microsoft.com/office/drawing/2015/9/8/chartex" xmlns:cx2="http://schemas.microsoft.com/office/drawing/2015/10/21/chartex" xmlns:cx3="http://schemas.microsoft.com/office/drawing/2016/5/9/chartex" xmlns:cx4="http://schemas.microsoft.com/office/drawing/2016/5/10/chartex" xmlns:cx5="http://schemas.microsoft.com/office/drawing/2016/5/11/chartex" xmlns:cx6="http://schemas.microsoft.com/office/drawing/2016/5/12/chartex" xmlns:cx7="http://schemas.microsoft.com/office/drawing/2016/5/13/chartex" xmlns:cx8="http://schemas.microsoft.com/office/drawing/2016/5/14/chartex" xmlns:mc="http://schemas.openxmlformats.org/markup-compatibility/2006" xmlns:aink="http://schemas.microsoft.com/office/drawing/2016/ink" xmlns:am3d="http://schemas.microsoft.com/office/drawing/2017/model3d" xmlns:o="urn:schemas-microsoft-com:office:office" xmlns:oel="http://schemas.microsoft.com/office/2019/extlst" xmlns:r="http://schemas.openxmlformats.org/officeDocument/2006/relationships" xmlns:m="http://schemas.openxmlformats.org/officeDocument/2006/math" xmlns:v="urn:schemas-microsoft-com:vml" xmlns:wp14="http://schemas.microsoft.com/office/word/2010/wordprocessingDrawing" xmlns:wp="http://schemas.openxmlformats.org/drawingml/2006/wordprocessingDrawing" xmlns:w10="urn:schemas-microsoft-com:office:word" xmlns:w="http://schemas.openxmlformats.org/wordprocessingml/2006/main" xmlns:w14="http://schemas.microsoft.com/office/word/2010/wordml" xmlns:w15="http://schemas.microsoft.com/office/word/2012/wordml" xmlns:w16cex="http://schemas.microsoft.com/office/word/2018/wordml/cex" xmlns:w16cid="http://schemas.microsoft.com/office/word/2016/wordml/cid" xmlns:w16="http://schemas.microsoft.com/office/word/2018/wordml" xmlns:w16du="http://schemas.microsoft.com/office/word/2023/wordml/word16du" xmlns:w16sdtdh="http://schemas.microsoft.com/office/word/2020/wordml/sdtdatahash" xmlns:w16sdtfl="http://schemas.microsoft.com/office/word/2024/wordml/sdtformatlock" xmlns:w16se="http://schemas.microsoft.com/office/word/2015/wordml/symex" xmlns:wpg="http://schemas.microsoft.com/office/word/2010/wordprocessingGroup" xmlns:wpi="http://schemas.microsoft.com/office/word/2010/wordprocessingInk" xmlns:wne="http://schemas.microsoft.com/office/word/2006/wordml" xmlns:wps="http://schemas.microsoft.com/office/word/2010/wordprocessingShape" mc:Ignorable="w14 w15 w16se w16cid w16 w16cex w16sdtdh w16sdtfl w16du wp14">
   <w:p>
     <w:pPr>
       <w:pStyle w:val="Footer"/>
@@ -735,7 +832,7 @@
 </file>
 
 <file path=word/footer2.xml><?xml version="1.0" encoding="utf-8"?>
-<w:ftr xmlns:wpc="http://schemas.microsoft.com/office/word/2010/wordprocessingCanvas" xmlns:cx="http://schemas.microsoft.com/office/drawing/2014/chartex" xmlns:cx1="http://schemas.microsoft.com/office/drawing/2015/9/8/chartex" xmlns:cx2="http://schemas.microsoft.com/office/drawing/2015/10/21/chartex" xmlns:cx3="http://schemas.microsoft.com/office/drawing/2016/5/9/chartex" xmlns:cx4="http://schemas.microsoft.com/office/drawing/2016/5/10/chartex" xmlns:cx5="http://schemas.microsoft.com/office/drawing/2016/5/11/chartex" xmlns:cx6="http://schemas.microsoft.com/office/drawing/2016/5/12/chartex" xmlns:cx7="http://schemas.microsoft.com/office/drawing/2016/5/13/chartex" xmlns:cx8="http://schemas.microsoft.com/office/drawing/2016/5/14/chartex" xmlns:mc="http://schemas.openxmlformats.org/markup-compatibility/2006" xmlns:aink="http://schemas.microsoft.com/office/drawing/2016/ink" xmlns:am3d="http://schemas.microsoft.com/office/drawing/2017/model3d" xmlns:o="urn:schemas-microsoft-com:office:office" xmlns:oel="http://schemas.microsoft.com/office/2019/extlst" xmlns:r="http://schemas.openxmlformats.org/officeDocument/2006/relationships" xmlns:m="http://schemas.openxmlformats.org/officeDocument/2006/math" xmlns:v="urn:schemas-microsoft-com:vml" xmlns:wp14="http://schemas.microsoft.com/office/word/2010/wordprocessingDrawing" xmlns:wp="http://schemas.openxmlformats.org/drawingml/2006/wordprocessingDrawing" xmlns:w10="urn:schemas-microsoft-com:office:word" xmlns:w="http://schemas.openxmlformats.org/wordprocessingml/2006/main" xmlns:w14="http://schemas.microsoft.com/office/word/2010/wordml" xmlns:w15="http://schemas.microsoft.com/office/word/2012/wordml" xmlns:w16cex="http://schemas.microsoft.com/office/word/2018/wordml/cex" xmlns:w16cid="http://schemas.microsoft.com/office/word/2016/wordml/cid" xmlns:w16="http://schemas.microsoft.com/office/word/2018/wordml" xmlns:w16sdtdh="http://schemas.microsoft.com/office/word/2020/wordml/sdtdatahash" xmlns:w16se="http://schemas.microsoft.com/office/word/2015/wordml/symex" xmlns:wpg="http://schemas.microsoft.com/office/word/2010/wordprocessingGroup" xmlns:wpi="http://schemas.microsoft.com/office/word/2010/wordprocessingInk" xmlns:wne="http://schemas.microsoft.com/office/word/2006/wordml" xmlns:wps="http://schemas.microsoft.com/office/word/2010/wordprocessingShape" mc:Ignorable="w14 w15 w16se w16cid w16 w16cex w16sdtdh wp14">
+<w:ftr xmlns:wpc="http://schemas.microsoft.com/office/word/2010/wordprocessingCanvas" xmlns:cx="http://schemas.microsoft.com/office/drawing/2014/chartex" xmlns:cx1="http://schemas.microsoft.com/office/drawing/2015/9/8/chartex" xmlns:cx2="http://schemas.microsoft.com/office/drawing/2015/10/21/chartex" xmlns:cx3="http://schemas.microsoft.com/office/drawing/2016/5/9/chartex" xmlns:cx4="http://schemas.microsoft.com/office/drawing/2016/5/10/chartex" xmlns:cx5="http://schemas.microsoft.com/office/drawing/2016/5/11/chartex" xmlns:cx6="http://schemas.microsoft.com/office/drawing/2016/5/12/chartex" xmlns:cx7="http://schemas.microsoft.com/office/drawing/2016/5/13/chartex" xmlns:cx8="http://schemas.microsoft.com/office/drawing/2016/5/14/chartex" xmlns:mc="http://schemas.openxmlformats.org/markup-compatibility/2006" xmlns:aink="http://schemas.microsoft.com/office/drawing/2016/ink" xmlns:am3d="http://schemas.microsoft.com/office/drawing/2017/model3d" xmlns:o="urn:schemas-microsoft-com:office:office" xmlns:oel="http://schemas.microsoft.com/office/2019/extlst" xmlns:r="http://schemas.openxmlformats.org/officeDocument/2006/relationships" xmlns:m="http://schemas.openxmlformats.org/officeDocument/2006/math" xmlns:v="urn:schemas-microsoft-com:vml" xmlns:wp14="http://schemas.microsoft.com/office/word/2010/wordprocessingDrawing" xmlns:wp="http://schemas.openxmlformats.org/drawingml/2006/wordprocessingDrawing" xmlns:w10="urn:schemas-microsoft-com:office:word" xmlns:w="http://schemas.openxmlformats.org/wordprocessingml/2006/main" xmlns:w14="http://schemas.microsoft.com/office/word/2010/wordml" xmlns:w15="http://schemas.microsoft.com/office/word/2012/wordml" xmlns:w16cex="http://schemas.microsoft.com/office/word/2018/wordml/cex" xmlns:w16cid="http://schemas.microsoft.com/office/word/2016/wordml/cid" xmlns:w16="http://schemas.microsoft.com/office/word/2018/wordml" xmlns:w16du="http://schemas.microsoft.com/office/word/2023/wordml/word16du" xmlns:w16sdtdh="http://schemas.microsoft.com/office/word/2020/wordml/sdtdatahash" xmlns:w16sdtfl="http://schemas.microsoft.com/office/word/2024/wordml/sdtformatlock" xmlns:w16se="http://schemas.microsoft.com/office/word/2015/wordml/symex" xmlns:wpg="http://schemas.microsoft.com/office/word/2010/wordprocessingGroup" xmlns:wpi="http://schemas.microsoft.com/office/word/2010/wordprocessingInk" xmlns:wne="http://schemas.microsoft.com/office/word/2006/wordml" xmlns:wps="http://schemas.microsoft.com/office/word/2010/wordprocessingShape" mc:Ignorable="w14 w15 w16se w16cid w16 w16cex w16sdtdh w16sdtfl w16du wp14">
   <w:p>
     <w:pPr>
       <w:pStyle w:val="Footer"/>
@@ -745,7 +842,7 @@
 </file>
 
 <file path=word/footer3.xml><?xml version="1.0" encoding="utf-8"?>
-<w:ftr xmlns:wpc="http://schemas.microsoft.com/office/word/2010/wordprocessingCanvas" xmlns:cx="http://schemas.microsoft.com/office/drawing/2014/chartex" xmlns:cx1="http://schemas.microsoft.com/office/drawing/2015/9/8/chartex" xmlns:cx2="http://schemas.microsoft.com/office/drawing/2015/10/21/chartex" xmlns:cx3="http://schemas.microsoft.com/office/drawing/2016/5/9/chartex" xmlns:cx4="http://schemas.microsoft.com/office/drawing/2016/5/10/chartex" xmlns:cx5="http://schemas.microsoft.com/office/drawing/2016/5/11/chartex" xmlns:cx6="http://schemas.microsoft.com/office/drawing/2016/5/12/chartex" xmlns:cx7="http://schemas.microsoft.com/office/drawing/2016/5/13/chartex" xmlns:cx8="http://schemas.microsoft.com/office/drawing/2016/5/14/chartex" xmlns:mc="http://schemas.openxmlformats.org/markup-compatibility/2006" xmlns:aink="http://schemas.microsoft.com/office/drawing/2016/ink" xmlns:am3d="http://schemas.microsoft.com/office/drawing/2017/model3d" xmlns:o="urn:schemas-microsoft-com:office:office" xmlns:oel="http://schemas.microsoft.com/office/2019/extlst" xmlns:r="http://schemas.openxmlformats.org/officeDocument/2006/relationships" xmlns:m="http://schemas.openxmlformats.org/officeDocument/2006/math" xmlns:v="urn:schemas-microsoft-com:vml" xmlns:wp14="http://schemas.microsoft.com/office/word/2010/wordprocessingDrawing" xmlns:wp="http://schemas.openxmlformats.org/drawingml/2006/wordprocessingDrawing" xmlns:w10="urn:schemas-microsoft-com:office:word" xmlns:w="http://schemas.openxmlformats.org/wordprocessingml/2006/main" xmlns:w14="http://schemas.microsoft.com/office/word/2010/wordml" xmlns:w15="http://schemas.microsoft.com/office/word/2012/wordml" xmlns:w16cex="http://schemas.microsoft.com/office/word/2018/wordml/cex" xmlns:w16cid="http://schemas.microsoft.com/office/word/2016/wordml/cid" xmlns:w16="http://schemas.microsoft.com/office/word/2018/wordml" xmlns:w16sdtdh="http://schemas.microsoft.com/office/word/2020/wordml/sdtdatahash" xmlns:w16se="http://schemas.microsoft.com/office/word/2015/wordml/symex" xmlns:wpg="http://schemas.microsoft.com/office/word/2010/wordprocessingGroup" xmlns:wpi="http://schemas.microsoft.com/office/word/2010/wordprocessingInk" xmlns:wne="http://schemas.microsoft.com/office/word/2006/wordml" xmlns:wps="http://schemas.microsoft.com/office/word/2010/wordprocessingShape" mc:Ignorable="w14 w15 w16se w16cid w16 w16cex w16sdtdh wp14">
+<w:ftr xmlns:wpc="http://schemas.microsoft.com/office/word/2010/wordprocessingCanvas" xmlns:cx="http://schemas.microsoft.com/office/drawing/2014/chartex" xmlns:cx1="http://schemas.microsoft.com/office/drawing/2015/9/8/chartex" xmlns:cx2="http://schemas.microsoft.com/office/drawing/2015/10/21/chartex" xmlns:cx3="http://schemas.microsoft.com/office/drawing/2016/5/9/chartex" xmlns:cx4="http://schemas.microsoft.com/office/drawing/2016/5/10/chartex" xmlns:cx5="http://schemas.microsoft.com/office/drawing/2016/5/11/chartex" xmlns:cx6="http://schemas.microsoft.com/office/drawing/2016/5/12/chartex" xmlns:cx7="http://schemas.microsoft.com/office/drawing/2016/5/13/chartex" xmlns:cx8="http://schemas.microsoft.com/office/drawing/2016/5/14/chartex" xmlns:mc="http://schemas.openxmlformats.org/markup-compatibility/2006" xmlns:aink="http://schemas.microsoft.com/office/drawing/2016/ink" xmlns:am3d="http://schemas.microsoft.com/office/drawing/2017/model3d" xmlns:o="urn:schemas-microsoft-com:office:office" xmlns:oel="http://schemas.microsoft.com/office/2019/extlst" xmlns:r="http://schemas.openxmlformats.org/officeDocument/2006/relationships" xmlns:m="http://schemas.openxmlformats.org/officeDocument/2006/math" xmlns:v="urn:schemas-microsoft-com:vml" xmlns:wp14="http://schemas.microsoft.com/office/word/2010/wordprocessingDrawing" xmlns:wp="http://schemas.openxmlformats.org/drawingml/2006/wordprocessingDrawing" xmlns:w10="urn:schemas-microsoft-com:office:word" xmlns:w="http://schemas.openxmlformats.org/wordprocessingml/2006/main" xmlns:w14="http://schemas.microsoft.com/office/word/2010/wordml" xmlns:w15="http://schemas.microsoft.com/office/word/2012/wordml" xmlns:w16cex="http://schemas.microsoft.com/office/word/2018/wordml/cex" xmlns:w16cid="http://schemas.microsoft.com/office/word/2016/wordml/cid" xmlns:w16="http://schemas.microsoft.com/office/word/2018/wordml" xmlns:w16du="http://schemas.microsoft.com/office/word/2023/wordml/word16du" xmlns:w16sdtdh="http://schemas.microsoft.com/office/word/2020/wordml/sdtdatahash" xmlns:w16sdtfl="http://schemas.microsoft.com/office/word/2024/wordml/sdtformatlock" xmlns:w16se="http://schemas.microsoft.com/office/word/2015/wordml/symex" xmlns:wpg="http://schemas.microsoft.com/office/word/2010/wordprocessingGroup" xmlns:wpi="http://schemas.microsoft.com/office/word/2010/wordprocessingInk" xmlns:wne="http://schemas.microsoft.com/office/word/2006/wordml" xmlns:wps="http://schemas.microsoft.com/office/word/2010/wordprocessingShape" mc:Ignorable="w14 w15 w16se w16cid w16 w16cex w16sdtdh w16sdtfl w16du wp14">
   <w:p>
     <w:pPr>
       <w:pStyle w:val="Footer"/>
@@ -755,7 +852,7 @@
 </file>
 
 <file path=word/footnotes.xml><?xml version="1.0" encoding="utf-8"?>
-<w:footnotes xmlns:wpc="http://schemas.microsoft.com/office/word/2010/wordprocessingCanvas" xmlns:cx="http://schemas.microsoft.com/office/drawing/2014/chartex" xmlns:cx1="http://schemas.microsoft.com/office/drawing/2015/9/8/chartex" xmlns:cx2="http://schemas.microsoft.com/office/drawing/2015/10/21/chartex" xmlns:cx3="http://schemas.microsoft.com/office/drawing/2016/5/9/chartex" xmlns:cx4="http://schemas.microsoft.com/office/drawing/2016/5/10/chartex" xmlns:cx5="http://schemas.microsoft.com/office/drawing/2016/5/11/chartex" xmlns:cx6="http://schemas.microsoft.com/office/drawing/2016/5/12/chartex" xmlns:cx7="http://schemas.microsoft.com/office/drawing/2016/5/13/chartex" xmlns:cx8="http://schemas.microsoft.com/office/drawing/2016/5/14/chartex" xmlns:mc="http://schemas.openxmlformats.org/markup-compatibility/2006" xmlns:aink="http://schemas.microsoft.com/office/drawing/2016/ink" xmlns:am3d="http://schemas.microsoft.com/office/drawing/2017/model3d" xmlns:o="urn:schemas-microsoft-com:office:office" xmlns:oel="http://schemas.microsoft.com/office/2019/extlst" xmlns:r="http://schemas.openxmlformats.org/officeDocument/2006/relationships" xmlns:m="http://schemas.openxmlformats.org/officeDocument/2006/math" xmlns:v="urn:schemas-microsoft-com:vml" xmlns:wp14="http://schemas.microsoft.com/office/word/2010/wordprocessingDrawing" xmlns:wp="http://schemas.openxmlformats.org/drawingml/2006/wordprocessingDrawing" xmlns:w10="urn:schemas-microsoft-com:office:word" xmlns:w="http://schemas.openxmlformats.org/wordprocessingml/2006/main" xmlns:w14="http://schemas.microsoft.com/office/word/2010/wordml" xmlns:w15="http://schemas.microsoft.com/office/word/2012/wordml" xmlns:w16cex="http://schemas.microsoft.com/office/word/2018/wordml/cex" xmlns:w16cid="http://schemas.microsoft.com/office/word/2016/wordml/cid" xmlns:w16="http://schemas.microsoft.com/office/word/2018/wordml" xmlns:w16sdtdh="http://schemas.microsoft.com/office/word/2020/wordml/sdtdatahash" xmlns:w16se="http://schemas.microsoft.com/office/word/2015/wordml/symex" xmlns:wpg="http://schemas.microsoft.com/office/word/2010/wordprocessingGroup" xmlns:wpi="http://schemas.microsoft.com/office/word/2010/wordprocessingInk" xmlns:wne="http://schemas.microsoft.com/office/word/2006/wordml" xmlns:wps="http://schemas.microsoft.com/office/word/2010/wordprocessingShape" mc:Ignorable="w14 w15 w16se w16cid w16 w16cex w16sdtdh wp14">
+<w:footnotes xmlns:wpc="http://schemas.microsoft.com/office/word/2010/wordprocessingCanvas" xmlns:cx="http://schemas.microsoft.com/office/drawing/2014/chartex" xmlns:cx1="http://schemas.microsoft.com/office/drawing/2015/9/8/chartex" xmlns:cx2="http://schemas.microsoft.com/office/drawing/2015/10/21/chartex" xmlns:cx3="http://schemas.microsoft.com/office/drawing/2016/5/9/chartex" xmlns:cx4="http://schemas.microsoft.com/office/drawing/2016/5/10/chartex" xmlns:cx5="http://schemas.microsoft.com/office/drawing/2016/5/11/chartex" xmlns:cx6="http://schemas.microsoft.com/office/drawing/2016/5/12/chartex" xmlns:cx7="http://schemas.microsoft.com/office/drawing/2016/5/13/chartex" xmlns:cx8="http://schemas.microsoft.com/office/drawing/2016/5/14/chartex" xmlns:mc="http://schemas.openxmlformats.org/markup-compatibility/2006" xmlns:aink="http://schemas.microsoft.com/office/drawing/2016/ink" xmlns:am3d="http://schemas.microsoft.com/office/drawing/2017/model3d" xmlns:o="urn:schemas-microsoft-com:office:office" xmlns:oel="http://schemas.microsoft.com/office/2019/extlst" xmlns:r="http://schemas.openxmlformats.org/officeDocument/2006/relationships" xmlns:m="http://schemas.openxmlformats.org/officeDocument/2006/math" xmlns:v="urn:schemas-microsoft-com:vml" xmlns:wp14="http://schemas.microsoft.com/office/word/2010/wordprocessingDrawing" xmlns:wp="http://schemas.openxmlformats.org/drawingml/2006/wordprocessingDrawing" xmlns:w10="urn:schemas-microsoft-com:office:word" xmlns:w="http://schemas.openxmlformats.org/wordprocessingml/2006/main" xmlns:w14="http://schemas.microsoft.com/office/word/2010/wordml" xmlns:w15="http://schemas.microsoft.com/office/word/2012/wordml" xmlns:w16cex="http://schemas.microsoft.com/office/word/2018/wordml/cex" xmlns:w16cid="http://schemas.microsoft.com/office/word/2016/wordml/cid" xmlns:w16="http://schemas.microsoft.com/office/word/2018/wordml" xmlns:w16du="http://schemas.microsoft.com/office/word/2023/wordml/word16du" xmlns:w16sdtdh="http://schemas.microsoft.com/office/word/2020/wordml/sdtdatahash" xmlns:w16sdtfl="http://schemas.microsoft.com/office/word/2024/wordml/sdtformatlock" xmlns:w16se="http://schemas.microsoft.com/office/word/2015/wordml/symex" xmlns:wpg="http://schemas.microsoft.com/office/word/2010/wordprocessingGroup" xmlns:wpi="http://schemas.microsoft.com/office/word/2010/wordprocessingInk" xmlns:wne="http://schemas.microsoft.com/office/word/2006/wordml" xmlns:wps="http://schemas.microsoft.com/office/word/2010/wordprocessingShape" mc:Ignorable="w14 w15 w16se w16cid w16 w16cex w16sdtdh w16sdtfl w16du wp14">
   <w:footnote w:type="separator" w:id="-1">
     <w:p>
       <w:pPr>
@@ -780,7 +877,7 @@
 </file>
 
 <file path=word/header1.xml><?xml version="1.0" encoding="utf-8"?>
-<w:hdr xmlns:wpc="http://schemas.microsoft.com/office/word/2010/wordprocessingCanvas" xmlns:cx="http://schemas.microsoft.com/office/drawing/2014/chartex" xmlns:cx1="http://schemas.microsoft.com/office/drawing/2015/9/8/chartex" xmlns:cx2="http://schemas.microsoft.com/office/drawing/2015/10/21/chartex" xmlns:cx3="http://schemas.microsoft.com/office/drawing/2016/5/9/chartex" xmlns:cx4="http://schemas.microsoft.com/office/drawing/2016/5/10/chartex" xmlns:cx5="http://schemas.microsoft.com/office/drawing/2016/5/11/chartex" xmlns:cx6="http://schemas.microsoft.com/office/drawing/2016/5/12/chartex" xmlns:cx7="http://schemas.microsoft.com/office/drawing/2016/5/13/chartex" xmlns:cx8="http://schemas.microsoft.com/office/drawing/2016/5/14/chartex" xmlns:mc="http://schemas.openxmlformats.org/markup-compatibility/2006" xmlns:aink="http://schemas.microsoft.com/office/drawing/2016/ink" xmlns:am3d="http://schemas.microsoft.com/office/drawing/2017/model3d" xmlns:o="urn:schemas-microsoft-com:office:office" xmlns:oel="http://schemas.microsoft.com/office/2019/extlst" xmlns:r="http://schemas.openxmlformats.org/officeDocument/2006/relationships" xmlns:m="http://schemas.openxmlformats.org/officeDocument/2006/math" xmlns:v="urn:schemas-microsoft-com:vml" xmlns:wp14="http://schemas.microsoft.com/office/word/2010/wordprocessingDrawing" xmlns:wp="http://schemas.openxmlformats.org/drawingml/2006/wordprocessingDrawing" xmlns:w10="urn:schemas-microsoft-com:office:word" xmlns:w="http://schemas.openxmlformats.org/wordprocessingml/2006/main" xmlns:w14="http://schemas.microsoft.com/office/word/2010/wordml" xmlns:w15="http://schemas.microsoft.com/office/word/2012/wordml" xmlns:w16cex="http://schemas.microsoft.com/office/word/2018/wordml/cex" xmlns:w16cid="http://schemas.microsoft.com/office/word/2016/wordml/cid" xmlns:w16="http://schemas.microsoft.com/office/word/2018/wordml" xmlns:w16sdtdh="http://schemas.microsoft.com/office/word/2020/wordml/sdtdatahash" xmlns:w16se="http://schemas.microsoft.com/office/word/2015/wordml/symex" xmlns:wpg="http://schemas.microsoft.com/office/word/2010/wordprocessingGroup" xmlns:wpi="http://schemas.microsoft.com/office/word/2010/wordprocessingInk" xmlns:wne="http://schemas.microsoft.com/office/word/2006/wordml" xmlns:wps="http://schemas.microsoft.com/office/word/2010/wordprocessingShape" mc:Ignorable="w14 w15 w16se w16cid w16 w16cex w16sdtdh wp14">
+<w:hdr xmlns:wpc="http://schemas.microsoft.com/office/word/2010/wordprocessingCanvas" xmlns:cx="http://schemas.microsoft.com/office/drawing/2014/chartex" xmlns:cx1="http://schemas.microsoft.com/office/drawing/2015/9/8/chartex" xmlns:cx2="http://schemas.microsoft.com/office/drawing/2015/10/21/chartex" xmlns:cx3="http://schemas.microsoft.com/office/drawing/2016/5/9/chartex" xmlns:cx4="http://schemas.microsoft.com/office/drawing/2016/5/10/chartex" xmlns:cx5="http://schemas.microsoft.com/office/drawing/2016/5/11/chartex" xmlns:cx6="http://schemas.microsoft.com/office/drawing/2016/5/12/chartex" xmlns:cx7="http://schemas.microsoft.com/office/drawing/2016/5/13/chartex" xmlns:cx8="http://schemas.microsoft.com/office/drawing/2016/5/14/chartex" xmlns:mc="http://schemas.openxmlformats.org/markup-compatibility/2006" xmlns:aink="http://schemas.microsoft.com/office/drawing/2016/ink" xmlns:am3d="http://schemas.microsoft.com/office/drawing/2017/model3d" xmlns:o="urn:schemas-microsoft-com:office:office" xmlns:oel="http://schemas.microsoft.com/office/2019/extlst" xmlns:r="http://schemas.openxmlformats.org/officeDocument/2006/relationships" xmlns:m="http://schemas.openxmlformats.org/officeDocument/2006/math" xmlns:v="urn:schemas-microsoft-com:vml" xmlns:wp14="http://schemas.microsoft.com/office/word/2010/wordprocessingDrawing" xmlns:wp="http://schemas.openxmlformats.org/drawingml/2006/wordprocessingDrawing" xmlns:w10="urn:schemas-microsoft-com:office:word" xmlns:w="http://schemas.openxmlformats.org/wordprocessingml/2006/main" xmlns:w14="http://schemas.microsoft.com/office/word/2010/wordml" xmlns:w15="http://schemas.microsoft.com/office/word/2012/wordml" xmlns:w16cex="http://schemas.microsoft.com/office/word/2018/wordml/cex" xmlns:w16cid="http://schemas.microsoft.com/office/word/2016/wordml/cid" xmlns:w16="http://schemas.microsoft.com/office/word/2018/wordml" xmlns:w16du="http://schemas.microsoft.com/office/word/2023/wordml/word16du" xmlns:w16sdtdh="http://schemas.microsoft.com/office/word/2020/wordml/sdtdatahash" xmlns:w16sdtfl="http://schemas.microsoft.com/office/word/2024/wordml/sdtformatlock" xmlns:w16se="http://schemas.microsoft.com/office/word/2015/wordml/symex" xmlns:wpg="http://schemas.microsoft.com/office/word/2010/wordprocessingGroup" xmlns:wpi="http://schemas.microsoft.com/office/word/2010/wordprocessingInk" xmlns:wne="http://schemas.microsoft.com/office/word/2006/wordml" xmlns:wps="http://schemas.microsoft.com/office/word/2010/wordprocessingShape" mc:Ignorable="w14 w15 w16se w16cid w16 w16cex w16sdtdh w16sdtfl w16du wp14">
   <w:p>
     <w:pPr>
       <w:pStyle w:val="Header"/>
@@ -790,7 +887,7 @@
 </file>
 
 <file path=word/header2.xml><?xml version="1.0" encoding="utf-8"?>
-<w:hdr xmlns:wpc="http://schemas.microsoft.com/office/word/2010/wordprocessingCanvas" xmlns:cx="http://schemas.microsoft.com/office/drawing/2014/chartex" xmlns:cx1="http://schemas.microsoft.com/office/drawing/2015/9/8/chartex" xmlns:cx2="http://schemas.microsoft.com/office/drawing/2015/10/21/chartex" xmlns:cx3="http://schemas.microsoft.com/office/drawing/2016/5/9/chartex" xmlns:cx4="http://schemas.microsoft.com/office/drawing/2016/5/10/chartex" xmlns:cx5="http://schemas.microsoft.com/office/drawing/2016/5/11/chartex" xmlns:cx6="http://schemas.microsoft.com/office/drawing/2016/5/12/chartex" xmlns:cx7="http://schemas.microsoft.com/office/drawing/2016/5/13/chartex" xmlns:cx8="http://schemas.microsoft.com/office/drawing/2016/5/14/chartex" xmlns:mc="http://schemas.openxmlformats.org/markup-compatibility/2006" xmlns:aink="http://schemas.microsoft.com/office/drawing/2016/ink" xmlns:am3d="http://schemas.microsoft.com/office/drawing/2017/model3d" xmlns:o="urn:schemas-microsoft-com:office:office" xmlns:oel="http://schemas.microsoft.com/office/2019/extlst" xmlns:r="http://schemas.openxmlformats.org/officeDocument/2006/relationships" xmlns:m="http://schemas.openxmlformats.org/officeDocument/2006/math" xmlns:v="urn:schemas-microsoft-com:vml" xmlns:wp14="http://schemas.microsoft.com/office/word/2010/wordprocessingDrawing" xmlns:wp="http://schemas.openxmlformats.org/drawingml/2006/wordprocessingDrawing" xmlns:w10="urn:schemas-microsoft-com:office:word" xmlns:w="http://schemas.openxmlformats.org/wordprocessingml/2006/main" xmlns:w14="http://schemas.microsoft.com/office/word/2010/wordml" xmlns:w15="http://schemas.microsoft.com/office/word/2012/wordml" xmlns:w16cex="http://schemas.microsoft.com/office/word/2018/wordml/cex" xmlns:w16cid="http://schemas.microsoft.com/office/word/2016/wordml/cid" xmlns:w16="http://schemas.microsoft.com/office/word/2018/wordml" xmlns:w16sdtdh="http://schemas.microsoft.com/office/word/2020/wordml/sdtdatahash" xmlns:w16se="http://schemas.microsoft.com/office/word/2015/wordml/symex" xmlns:wpg="http://schemas.microsoft.com/office/word/2010/wordprocessingGroup" xmlns:wpi="http://schemas.microsoft.com/office/word/2010/wordprocessingInk" xmlns:wne="http://schemas.microsoft.com/office/word/2006/wordml" xmlns:wps="http://schemas.microsoft.com/office/word/2010/wordprocessingShape" mc:Ignorable="w14 w15 w16se w16cid w16 w16cex w16sdtdh wp14">
+<w:hdr xmlns:wpc="http://schemas.microsoft.com/office/word/2010/wordprocessingCanvas" xmlns:cx="http://schemas.microsoft.com/office/drawing/2014/chartex" xmlns:cx1="http://schemas.microsoft.com/office/drawing/2015/9/8/chartex" xmlns:cx2="http://schemas.microsoft.com/office/drawing/2015/10/21/chartex" xmlns:cx3="http://schemas.microsoft.com/office/drawing/2016/5/9/chartex" xmlns:cx4="http://schemas.microsoft.com/office/drawing/2016/5/10/chartex" xmlns:cx5="http://schemas.microsoft.com/office/drawing/2016/5/11/chartex" xmlns:cx6="http://schemas.microsoft.com/office/drawing/2016/5/12/chartex" xmlns:cx7="http://schemas.microsoft.com/office/drawing/2016/5/13/chartex" xmlns:cx8="http://schemas.microsoft.com/office/drawing/2016/5/14/chartex" xmlns:mc="http://schemas.openxmlformats.org/markup-compatibility/2006" xmlns:aink="http://schemas.microsoft.com/office/drawing/2016/ink" xmlns:am3d="http://schemas.microsoft.com/office/drawing/2017/model3d" xmlns:o="urn:schemas-microsoft-com:office:office" xmlns:oel="http://schemas.microsoft.com/office/2019/extlst" xmlns:r="http://schemas.openxmlformats.org/officeDocument/2006/relationships" xmlns:m="http://schemas.openxmlformats.org/officeDocument/2006/math" xmlns:v="urn:schemas-microsoft-com:vml" xmlns:wp14="http://schemas.microsoft.com/office/word/2010/wordprocessingDrawing" xmlns:wp="http://schemas.openxmlformats.org/drawingml/2006/wordprocessingDrawing" xmlns:w10="urn:schemas-microsoft-com:office:word" xmlns:w="http://schemas.openxmlformats.org/wordprocessingml/2006/main" xmlns:w14="http://schemas.microsoft.com/office/word/2010/wordml" xmlns:w15="http://schemas.microsoft.com/office/word/2012/wordml" xmlns:w16cex="http://schemas.microsoft.com/office/word/2018/wordml/cex" xmlns:w16cid="http://schemas.microsoft.com/office/word/2016/wordml/cid" xmlns:w16="http://schemas.microsoft.com/office/word/2018/wordml" xmlns:w16du="http://schemas.microsoft.com/office/word/2023/wordml/word16du" xmlns:w16sdtdh="http://schemas.microsoft.com/office/word/2020/wordml/sdtdatahash" xmlns:w16sdtfl="http://schemas.microsoft.com/office/word/2024/wordml/sdtformatlock" xmlns:w16se="http://schemas.microsoft.com/office/word/2015/wordml/symex" xmlns:wpg="http://schemas.microsoft.com/office/word/2010/wordprocessingGroup" xmlns:wpi="http://schemas.microsoft.com/office/word/2010/wordprocessingInk" xmlns:wne="http://schemas.microsoft.com/office/word/2006/wordml" xmlns:wps="http://schemas.microsoft.com/office/word/2010/wordprocessingShape" mc:Ignorable="w14 w15 w16se w16cid w16 w16cex w16sdtdh w16sdtfl w16du wp14">
   <w:p>
     <w:pPr>
       <w:pStyle w:val="Header"/>
@@ -801,7 +898,7 @@
 </file>
 
 <file path=word/header3.xml><?xml version="1.0" encoding="utf-8"?>
-<w:hdr xmlns:wpc="http://schemas.microsoft.com/office/word/2010/wordprocessingCanvas" xmlns:cx="http://schemas.microsoft.com/office/drawing/2014/chartex" xmlns:cx1="http://schemas.microsoft.com/office/drawing/2015/9/8/chartex" xmlns:cx2="http://schemas.microsoft.com/office/drawing/2015/10/21/chartex" xmlns:cx3="http://schemas.microsoft.com/office/drawing/2016/5/9/chartex" xmlns:cx4="http://schemas.microsoft.com/office/drawing/2016/5/10/chartex" xmlns:cx5="http://schemas.microsoft.com/office/drawing/2016/5/11/chartex" xmlns:cx6="http://schemas.microsoft.com/office/drawing/2016/5/12/chartex" xmlns:cx7="http://schemas.microsoft.com/office/drawing/2016/5/13/chartex" xmlns:cx8="http://schemas.microsoft.com/office/drawing/2016/5/14/chartex" xmlns:mc="http://schemas.openxmlformats.org/markup-compatibility/2006" xmlns:aink="http://schemas.microsoft.com/office/drawing/2016/ink" xmlns:am3d="http://schemas.microsoft.com/office/drawing/2017/model3d" xmlns:o="urn:schemas-microsoft-com:office:office" xmlns:oel="http://schemas.microsoft.com/office/2019/extlst" xmlns:r="http://schemas.openxmlformats.org/officeDocument/2006/relationships" xmlns:m="http://schemas.openxmlformats.org/officeDocument/2006/math" xmlns:v="urn:schemas-microsoft-com:vml" xmlns:wp14="http://schemas.microsoft.com/office/word/2010/wordprocessingDrawing" xmlns:wp="http://schemas.openxmlformats.org/drawingml/2006/wordprocessingDrawing" xmlns:w10="urn:schemas-microsoft-com:office:word" xmlns:w="http://schemas.openxmlformats.org/wordprocessingml/2006/main" xmlns:w14="http://schemas.microsoft.com/office/word/2010/wordml" xmlns:w15="http://schemas.microsoft.com/office/word/2012/wordml" xmlns:w16cex="http://schemas.microsoft.com/office/word/2018/wordml/cex" xmlns:w16cid="http://schemas.microsoft.com/office/word/2016/wordml/cid" xmlns:w16="http://schemas.microsoft.com/office/word/2018/wordml" xmlns:w16sdtdh="http://schemas.microsoft.com/office/word/2020/wordml/sdtdatahash" xmlns:w16se="http://schemas.microsoft.com/office/word/2015/wordml/symex" xmlns:wpg="http://schemas.microsoft.com/office/word/2010/wordprocessingGroup" xmlns:wpi="http://schemas.microsoft.com/office/word/2010/wordprocessingInk" xmlns:wne="http://schemas.microsoft.com/office/word/2006/wordml" xmlns:wps="http://schemas.microsoft.com/office/word/2010/wordprocessingShape" mc:Ignorable="w14 w15 w16se w16cid w16 w16cex w16sdtdh wp14">
+<w:hdr xmlns:wpc="http://schemas.microsoft.com/office/word/2010/wordprocessingCanvas" xmlns:cx="http://schemas.microsoft.com/office/drawing/2014/chartex" xmlns:cx1="http://schemas.microsoft.com/office/drawing/2015/9/8/chartex" xmlns:cx2="http://schemas.microsoft.com/office/drawing/2015/10/21/chartex" xmlns:cx3="http://schemas.microsoft.com/office/drawing/2016/5/9/chartex" xmlns:cx4="http://schemas.microsoft.com/office/drawing/2016/5/10/chartex" xmlns:cx5="http://schemas.microsoft.com/office/drawing/2016/5/11/chartex" xmlns:cx6="http://schemas.microsoft.com/office/drawing/2016/5/12/chartex" xmlns:cx7="http://schemas.microsoft.com/office/drawing/2016/5/13/chartex" xmlns:cx8="http://schemas.microsoft.com/office/drawing/2016/5/14/chartex" xmlns:mc="http://schemas.openxmlformats.org/markup-compatibility/2006" xmlns:aink="http://schemas.microsoft.com/office/drawing/2016/ink" xmlns:am3d="http://schemas.microsoft.com/office/drawing/2017/model3d" xmlns:o="urn:schemas-microsoft-com:office:office" xmlns:oel="http://schemas.microsoft.com/office/2019/extlst" xmlns:r="http://schemas.openxmlformats.org/officeDocument/2006/relationships" xmlns:m="http://schemas.openxmlformats.org/officeDocument/2006/math" xmlns:v="urn:schemas-microsoft-com:vml" xmlns:wp14="http://schemas.microsoft.com/office/word/2010/wordprocessingDrawing" xmlns:wp="http://schemas.openxmlformats.org/drawingml/2006/wordprocessingDrawing" xmlns:w10="urn:schemas-microsoft-com:office:word" xmlns:w="http://schemas.openxmlformats.org/wordprocessingml/2006/main" xmlns:w14="http://schemas.microsoft.com/office/word/2010/wordml" xmlns:w15="http://schemas.microsoft.com/office/word/2012/wordml" xmlns:w16cex="http://schemas.microsoft.com/office/word/2018/wordml/cex" xmlns:w16cid="http://schemas.microsoft.com/office/word/2016/wordml/cid" xmlns:w16="http://schemas.microsoft.com/office/word/2018/wordml" xmlns:w16du="http://schemas.microsoft.com/office/word/2023/wordml/word16du" xmlns:w16sdtdh="http://schemas.microsoft.com/office/word/2020/wordml/sdtdatahash" xmlns:w16sdtfl="http://schemas.microsoft.com/office/word/2024/wordml/sdtformatlock" xmlns:w16se="http://schemas.microsoft.com/office/word/2015/wordml/symex" xmlns:wpg="http://schemas.microsoft.com/office/word/2010/wordprocessingGroup" xmlns:wpi="http://schemas.microsoft.com/office/word/2010/wordprocessingInk" xmlns:wne="http://schemas.microsoft.com/office/word/2006/wordml" xmlns:wps="http://schemas.microsoft.com/office/word/2010/wordprocessingShape" mc:Ignorable="w14 w15 w16se w16cid w16 w16cex w16sdtdh w16sdtfl w16du wp14">
   <w:p>
     <w:pPr>
       <w:pStyle w:val="Header"/>
@@ -810,7 +907,7 @@
     <w:r>
       <w:tab/>
       <w:tab/>
-      <w:t>2026-06-17</w:t>
+      <w:t>2026-06-18</w:t>
       <w:br/>
       <w:br/>
     </w:r>
@@ -827,7 +924,7 @@
 </file>
 
 <file path=word/numbering.xml><?xml version="1.0" encoding="utf-8"?>
-<w:numbering xmlns:wpc="http://schemas.microsoft.com/office/word/2010/wordprocessingCanvas" xmlns:cx="http://schemas.microsoft.com/office/drawing/2014/chartex" xmlns:cx1="http://schemas.microsoft.com/office/drawing/2015/9/8/chartex" xmlns:cx2="http://schemas.microsoft.com/office/drawing/2015/10/21/chartex" xmlns:cx3="http://schemas.microsoft.com/office/drawing/2016/5/9/chartex" xmlns:cx4="http://schemas.microsoft.com/office/drawing/2016/5/10/chartex" xmlns:cx5="http://schemas.microsoft.com/office/drawing/2016/5/11/chartex" xmlns:cx6="http://schemas.microsoft.com/office/drawing/2016/5/12/chartex" xmlns:cx7="http://schemas.microsoft.com/office/drawing/2016/5/13/chartex" xmlns:cx8="http://schemas.microsoft.com/office/drawing/2016/5/14/chartex" xmlns:mc="http://schemas.openxmlformats.org/markup-compatibility/2006" xmlns:aink="http://schemas.microsoft.com/office/drawing/2016/ink" xmlns:am3d="http://schemas.microsoft.com/office/drawing/2017/model3d" xmlns:o="urn:schemas-microsoft-com:office:office" xmlns:oel="http://schemas.microsoft.com/office/2019/extlst" xmlns:r="http://schemas.openxmlformats.org/officeDocument/2006/relationships" xmlns:m="http://schemas.openxmlformats.org/officeDocument/2006/math" xmlns:v="urn:schemas-microsoft-com:vml" xmlns:wp14="http://schemas.microsoft.com/office/word/2010/wordprocessingDrawing" xmlns:wp="http://schemas.openxmlformats.org/drawingml/2006/wordprocessingDrawing" xmlns:w10="urn:schemas-microsoft-com:office:word" xmlns:w="http://schemas.openxmlformats.org/wordprocessingml/2006/main" xmlns:w14="http://schemas.microsoft.com/office/word/2010/wordml" xmlns:w15="http://schemas.microsoft.com/office/word/2012/wordml" xmlns:w16cex="http://schemas.microsoft.com/office/word/2018/wordml/cex" xmlns:w16cid="http://schemas.microsoft.com/office/word/2016/wordml/cid" xmlns:w16="http://schemas.microsoft.com/office/word/2018/wordml" xmlns:w16sdtdh="http://schemas.microsoft.com/office/word/2020/wordml/sdtdatahash" xmlns:w16se="http://schemas.microsoft.com/office/word/2015/wordml/symex" xmlns:wpg="http://schemas.microsoft.com/office/word/2010/wordprocessingGroup" xmlns:wpi="http://schemas.microsoft.com/office/word/2010/wordprocessingInk" xmlns:wne="http://schemas.microsoft.com/office/word/2006/wordml" xmlns:wps="http://schemas.microsoft.com/office/word/2010/wordprocessingShape" mc:Ignorable="w14 w15 w16se w16cid w16 w16cex w16sdtdh wp14">
+<w:numbering xmlns:wpc="http://schemas.microsoft.com/office/word/2010/wordprocessingCanvas" xmlns:cx="http://schemas.microsoft.com/office/drawing/2014/chartex" xmlns:cx1="http://schemas.microsoft.com/office/drawing/2015/9/8/chartex" xmlns:cx2="http://schemas.microsoft.com/office/drawing/2015/10/21/chartex" xmlns:cx3="http://schemas.microsoft.com/office/drawing/2016/5/9/chartex" xmlns:cx4="http://schemas.microsoft.com/office/drawing/2016/5/10/chartex" xmlns:cx5="http://schemas.microsoft.com/office/drawing/2016/5/11/chartex" xmlns:cx6="http://schemas.microsoft.com/office/drawing/2016/5/12/chartex" xmlns:cx7="http://schemas.microsoft.com/office/drawing/2016/5/13/chartex" xmlns:cx8="http://schemas.microsoft.com/office/drawing/2016/5/14/chartex" xmlns:mc="http://schemas.openxmlformats.org/markup-compatibility/2006" xmlns:aink="http://schemas.microsoft.com/office/drawing/2016/ink" xmlns:am3d="http://schemas.microsoft.com/office/drawing/2017/model3d" xmlns:o="urn:schemas-microsoft-com:office:office" xmlns:oel="http://schemas.microsoft.com/office/2019/extlst" xmlns:r="http://schemas.openxmlformats.org/officeDocument/2006/relationships" xmlns:m="http://schemas.openxmlformats.org/officeDocument/2006/math" xmlns:v="urn:schemas-microsoft-com:vml" xmlns:wp14="http://schemas.microsoft.com/office/word/2010/wordprocessingDrawing" xmlns:wp="http://schemas.openxmlformats.org/drawingml/2006/wordprocessingDrawing" xmlns:w10="urn:schemas-microsoft-com:office:word" xmlns:w="http://schemas.openxmlformats.org/wordprocessingml/2006/main" xmlns:w14="http://schemas.microsoft.com/office/word/2010/wordml" xmlns:w15="http://schemas.microsoft.com/office/word/2012/wordml" xmlns:w16cex="http://schemas.microsoft.com/office/word/2018/wordml/cex" xmlns:w16cid="http://schemas.microsoft.com/office/word/2016/wordml/cid" xmlns:w16="http://schemas.microsoft.com/office/word/2018/wordml" xmlns:w16du="http://schemas.microsoft.com/office/word/2023/wordml/word16du" xmlns:w16sdtdh="http://schemas.microsoft.com/office/word/2020/wordml/sdtdatahash" xmlns:w16sdtfl="http://schemas.microsoft.com/office/word/2024/wordml/sdtformatlock" xmlns:w16se="http://schemas.microsoft.com/office/word/2015/wordml/symex" xmlns:wpg="http://schemas.microsoft.com/office/word/2010/wordprocessingGroup" xmlns:wpi="http://schemas.microsoft.com/office/word/2010/wordprocessingInk" xmlns:wne="http://schemas.microsoft.com/office/word/2006/wordml" xmlns:wps="http://schemas.microsoft.com/office/word/2010/wordprocessingShape" mc:Ignorable="w14 w15 w16se w16cid w16 w16cex w16sdtdh w16sdtfl w16du wp14">
   <w:abstractNum w:abstractNumId="0" w15:restartNumberingAfterBreak="0">
     <w:nsid w:val="FFFFFF7C"/>
     <w:multiLevelType w:val="singleLevel"/>
@@ -1030,7 +1127,7 @@
 </file>
 
 <file path=word/styles.xml><?xml version="1.0" encoding="utf-8"?>
-<w:styles xmlns:mc="http://schemas.openxmlformats.org/markup-compatibility/2006" xmlns:r="http://schemas.openxmlformats.org/officeDocument/2006/relationships" xmlns:w="http://schemas.openxmlformats.org/wordprocessingml/2006/main" xmlns:w14="http://schemas.microsoft.com/office/word/2010/wordml" xmlns:w15="http://schemas.microsoft.com/office/word/2012/wordml" xmlns:w16cex="http://schemas.microsoft.com/office/word/2018/wordml/cex" xmlns:w16cid="http://schemas.microsoft.com/office/word/2016/wordml/cid" xmlns:w16="http://schemas.microsoft.com/office/word/2018/wordml" xmlns:w16sdtdh="http://schemas.microsoft.com/office/word/2020/wordml/sdtdatahash" xmlns:w16se="http://schemas.microsoft.com/office/word/2015/wordml/symex" mc:Ignorable="w14 w15 w16se w16cid w16 w16cex w16sdtdh">
+<w:styles xmlns:mc="http://schemas.openxmlformats.org/markup-compatibility/2006" xmlns:r="http://schemas.openxmlformats.org/officeDocument/2006/relationships" xmlns:w="http://schemas.openxmlformats.org/wordprocessingml/2006/main" xmlns:w14="http://schemas.microsoft.com/office/word/2010/wordml" xmlns:w15="http://schemas.microsoft.com/office/word/2012/wordml" xmlns:w16cex="http://schemas.microsoft.com/office/word/2018/wordml/cex" xmlns:w16cid="http://schemas.microsoft.com/office/word/2016/wordml/cid" xmlns:w16="http://schemas.microsoft.com/office/word/2018/wordml" xmlns:w16du="http://schemas.microsoft.com/office/word/2023/wordml/word16du" xmlns:w16sdtdh="http://schemas.microsoft.com/office/word/2020/wordml/sdtdatahash" xmlns:w16sdtfl="http://schemas.microsoft.com/office/word/2024/wordml/sdtformatlock" xmlns:w16se="http://schemas.microsoft.com/office/word/2015/wordml/symex" mc:Ignorable="w14 w15 w16se w16cid w16 w16cex w16sdtdh w16sdtfl w16du">
   <w:docDefaults>
     <w:rPrDefault>
       <w:rPr>
@@ -1788,7 +1885,7 @@
     <w:link w:val="TitleChar"/>
     <w:uiPriority w:val="10"/>
     <w:qFormat/>
-    <w:rsid w:val="007106C8"/>
+    <w:rsid w:val="00E854FA"/>
     <w:pPr>
       <w:spacing w:after="300" w:line="240" w:lineRule="auto"/>
       <w:contextualSpacing/>
@@ -1798,7 +1895,7 @@
       <w:rFonts w:eastAsiaTheme="majorEastAsia" w:cstheme="majorBidi"/>
       <w:spacing w:val="5"/>
       <w:kern w:val="28"/>
-      <w:sz w:val="52"/>
+      <w:sz w:val="40"/>
       <w:szCs w:val="52"/>
       <w:lang w:val="sv-SE" w:eastAsia="en-US" w:bidi="ar-SA"/>
     </w:rPr>
@@ -1808,12 +1905,12 @@
     <w:basedOn w:val="DefaultParagraphFont"/>
     <w:link w:val="Title"/>
     <w:uiPriority w:val="10"/>
-    <w:rsid w:val="007106C8"/>
+    <w:rsid w:val="00E854FA"/>
     <w:rPr>
       <w:rFonts w:ascii="Times New Roman" w:eastAsiaTheme="majorEastAsia" w:hAnsi="Times New Roman" w:cstheme="majorBidi"/>
       <w:spacing w:val="5"/>
       <w:kern w:val="28"/>
-      <w:sz w:val="52"/>
+      <w:sz w:val="40"/>
       <w:szCs w:val="52"/>
       <w:lang w:val="sv-SE" w:eastAsia="en-US" w:bidi="ar-SA"/>
     </w:rPr>

--- a/klagomål/A 26259-2026 FSC-klagomål.docx
+++ b/klagomål/A 26259-2026 FSC-klagomål.docx
@@ -907,7 +907,7 @@
     <w:r>
       <w:tab/>
       <w:tab/>
-      <w:t>2026-06-18</w:t>
+      <w:t>2026-06-19</w:t>
       <w:br/>
       <w:br/>
     </w:r>

--- a/klagomål/A 26259-2026 FSC-klagomål.docx
+++ b/klagomål/A 26259-2026 FSC-klagomål.docx
@@ -907,7 +907,7 @@
     <w:r>
       <w:tab/>
       <w:tab/>
-      <w:t>2026-06-19</w:t>
+      <w:t>2026-06-20</w:t>
       <w:br/>
       <w:br/>
     </w:r>

--- a/klagomål/A 26259-2026 FSC-klagomål.docx
+++ b/klagomål/A 26259-2026 FSC-klagomål.docx
@@ -168,38 +168,7 @@
     </w:p>
     <w:p>
       <w:r>
-        <w:t>Detta dokument behandlar höga naturvärden i avverkningsanmälan A 26259-2026 i Pajala kommun som inkom 2026-06-09 och omfattar 45,2 ha.</w:t>
-      </w:r>
-    </w:p>
-    <w:p>
-      <w:r>
-        <w:t>Nedan presenteras fynd av naturvårdsarter och fridlysta arter som gjorts i det avverkningsanmälda området, samt relevanta utdrag ur standarderna för FSC, Chain of Custody, Controlled Wood och PEFC. I BILAGA 1 finns artfakta om fridlysta arter.</w:t>
-      </w:r>
-    </w:p>
-    <w:p>
-      <w:r>
-        <w:t>Vi förväntar oss att ni återkommer med ett skriftligt svar på vårt klagomål och även beskriver vilka korrigerande åtgärder ni satt in för att rätta till identifierade brister i er efterlevnad av den svenska FSC standarden.</w:t>
-      </w:r>
-    </w:p>
-    <w:p>
-      <w:pPr>
-        <w:pStyle w:val="Heading1"/>
-      </w:pPr>
-      <w:r>
-        <w:t>Naturvårdsarter</w:t>
-      </w:r>
-    </w:p>
-    <w:p>
-      <w:r>
-        <w:t>I och inom 22 meter från avverkningsanmälan har följande 2 naturvårdsarter hittats: lappmes (NT, T, §4) och tjäder (T, §4). Av dessa är 1 rödlistade. För rödlistade arter har rödlistekategorin angivits inom parentes. Typiska arter inom Natura 2000 som är kopplade till skogsekosystem har markerats med (T). För fridlysta arter anges även paragrafen i Artskyddsförordningen som arten är fridlyst enligt.</w:t>
-      </w:r>
-    </w:p>
-    <w:p>
-      <w:r>
-        <w:t>De påträffade naturvårdsarterna är ett tydligt kvitto på att det rör sig om en skog med höga naturvärden.</w:t>
-      </w:r>
-      <w:r>
-        <w:t xml:space="preserve"> I Figur 1 visas fyndplatser för naturvårdsarter i området, som finns registrerade på Artportalen.</w:t>
+        <w:t>Detta klagomål behandlar höga naturvärden i avverkningsanmälan A 26259-2026 i Pajala kommun som inkom 2026-06-09 och omfattar 45,2 ha.</w:t>
       </w:r>
     </w:p>
     <w:p>
@@ -209,7 +178,7 @@
       <w:r>
         <w:drawing>
           <wp:inline xmlns:a="http://schemas.openxmlformats.org/drawingml/2006/main" xmlns:pic="http://schemas.openxmlformats.org/drawingml/2006/picture">
-            <wp:extent cx="4831868" cy="5688000"/>
+            <wp:extent cx="4862449" cy="5724000"/>
             <wp:docPr id="1" name="Picture 1"/>
             <wp:cNvGraphicFramePr>
               <a:graphicFrameLocks noChangeAspect="1"/>
@@ -230,7 +199,7 @@
                   <pic:spPr>
                     <a:xfrm>
                       <a:off x="0" y="0"/>
-                      <a:ext cx="4831868" cy="5688000"/>
+                      <a:ext cx="4862449" cy="5724000"/>
                     </a:xfrm>
                     <a:prstGeom prst="rect"/>
                   </pic:spPr>
@@ -247,34 +216,35 @@
         <w:spacing w:after="240"/>
       </w:pPr>
       <w:r>
-        <w:t>Figur 1. Fyndplatser för naturvårdsarter i och inom 22 meter från avverkningsanmälan (röd linje). Markörer utan svart kant är placerade på fyndplatsen. Markörer med svart kant är placerade vid sidan av fyndplatsen och har ett svart streck som visar fyndplatsens exakta position. Kartans mittpunktskoordinat är N 7500012, E 862342 i SWEREF 99 TM.</w:t>
+        <w:t>Figur 1. Fyndplatser för naturvårdsarter i och inom 22 meter från avverkningsanmälan. Markörer utan svart kant är placerade på fyndplatsen. Markörer med svart kant är placerade vid sidan av fyndplatsen har ett svart streck som visar fyndplatsens exakta position. Kartans mittpunktskoordinat är N 7500012, E 862342 i SWEREF 99 TM.</w:t>
+      </w:r>
+    </w:p>
+    <w:p>
+      <w:r>
+        <w:t>I och inom 22 meter från avverkningsanmälan finns fynd av 2 naturvårdsarter, varav 1 är rödlistad, 2 är fridlysta och 2 är typiska (T): lappmes (NT, T, §4) och tjäder (T, §4). Se Figur 1.</w:t>
+      </w:r>
+    </w:p>
+    <w:p>
+      <w:r>
+        <w:t>Nedan presenteras relevanta utdrag ur standarderna för FSC, Chain of Custody, Controlled Wood och PEFC.</w:t>
+      </w:r>
+    </w:p>
+    <w:p>
+      <w:r>
+        <w:t>Vi förväntar oss att ni återkommer med ett skriftligt svar på vårt klagomål och även beskriver vilka korrigerande åtgärder ni satt in för att rätta till identifierade brister i er efterlevnad av den svenska FSC standarden.</w:t>
       </w:r>
     </w:p>
     <w:p>
       <w:pPr>
-        <w:pStyle w:val="Heading2"/>
+        <w:pStyle w:val="Heading1"/>
       </w:pPr>
       <w:r>
-        <w:t>Fridlysta arter</w:t>
+        <w:t>Naturvårdsarter och fridlysta arter</w:t>
       </w:r>
     </w:p>
     <w:p>
       <w:r>
-        <w:t>Följande fridlysta arter har sina livsmiljöer och växtplatser i den avverkningsanmälda skogen: lappmes (NT, T, §4) och tjäder (T, §4).</w:t>
-      </w:r>
-    </w:p>
-    <w:p>
-      <w:r>
-        <w:t xml:space="preserve">Observera att medlemsländerna är skyldiga att agera i enlighet med EU:s fågeldirektiv där det uttryckligen står att direktivet gäller för fåglar samt för deras ägg, bon och </w:t>
-      </w:r>
-      <w:r>
-        <w:rPr>
-          <w:b/>
-        </w:rPr>
-        <w:t xml:space="preserve">livsmiljöer </w:t>
-      </w:r>
-      <w:r>
-        <w:t>(artikel 1). Vidare att de åtgärder som vidtas inte får leda till en försämring av den nuvarande situationen beträffande bevarandet av de fågelarter som avses i artikel 1 (artikel 13). Fågeldirektivet är styrande för tillsynsansvariga myndigheters ärendehantering, ställningstaganden och beslutsfattande.</w:t>
+        <w:t>Nedan följer beskrivningar av de naturvårdsarter och fridlysta arter som har sina livsmiljöer och växtplatser i den avverkningsanmälda skogen. Se även ytterligare artfakta i BILAGA 1. De påträffade naturvårdsarterna är ett tydligt kvitto på att det rör sig om en skog med höga naturvärden.</w:t>
       </w:r>
     </w:p>
     <w:p>
@@ -324,11 +294,6 @@
       </w:r>
       <w:r>
         <w:t>. Tjädern är en utpräglad skogsfågel knuten till större sammanhängande barrskogsområden. Tupparna och hönorna utnyttjar till viss del olika miljöer, och habitatvalet varierar dessutom mellan olika delar av året. För att det ska finnas livskraftiga tjäderbestånd krävs funktionella skogslandskap med en blandning av uppvuxen, gles och luckig skog, täta sumpskogar, myrar och andra små våtmarker. Arten försvinner när skogen fragmenteras och den sammanlagda arealen hyggen och andra öppna områden blir för stor. Ett småskaligt och försiktigt virkesuttag genom hyggesfria metoder kan i vissa fall vara möjligt i området inom 200 m från lekcentrum. Längre ut från lekcentrum, inom 200–500 m bör den avverkade ytan inte överskrida 1 hektar för att undvika alltför stora och snabba förändringar (Skogsstyrelsen, 2019; SLU Artdatabanken, 2024).</w:t>
-      </w:r>
-    </w:p>
-    <w:p>
-      <w:r>
-        <w:t>I BILAGA 1 finns mer detaljerad information om ekologi samt krav på livsmiljö hos fridlysta arter.</w:t>
       </w:r>
     </w:p>
     <w:p>
@@ -907,7 +872,7 @@
     <w:r>
       <w:tab/>
       <w:tab/>
-      <w:t>2026-06-20</w:t>
+      <w:t>2026-06-21</w:t>
       <w:br/>
       <w:br/>
     </w:r>

--- a/klagomål/A 26259-2026 FSC-klagomål.docx
+++ b/klagomål/A 26259-2026 FSC-klagomål.docx
@@ -872,7 +872,7 @@
     <w:r>
       <w:tab/>
       <w:tab/>
-      <w:t>2026-06-21</w:t>
+      <w:t>2026-06-22</w:t>
       <w:br/>
       <w:br/>
     </w:r>

--- a/klagomål/A 26259-2026 FSC-klagomål.docx
+++ b/klagomål/A 26259-2026 FSC-klagomål.docx
@@ -872,7 +872,7 @@
     <w:r>
       <w:tab/>
       <w:tab/>
-      <w:t>2026-06-22</w:t>
+      <w:t>2026-06-23</w:t>
       <w:br/>
       <w:br/>
     </w:r>

--- a/klagomål/A 26259-2026 FSC-klagomål.docx
+++ b/klagomål/A 26259-2026 FSC-klagomål.docx
@@ -872,7 +872,7 @@
     <w:r>
       <w:tab/>
       <w:tab/>
-      <w:t>2026-06-23</w:t>
+      <w:t>2026-06-24</w:t>
       <w:br/>
       <w:br/>
     </w:r>

--- a/klagomål/A 26259-2026 FSC-klagomål.docx
+++ b/klagomål/A 26259-2026 FSC-klagomål.docx
@@ -872,7 +872,7 @@
     <w:r>
       <w:tab/>
       <w:tab/>
-      <w:t>2026-06-24</w:t>
+      <w:t>2026-06-25</w:t>
       <w:br/>
       <w:br/>
     </w:r>

--- a/klagomål/A 26259-2026 FSC-klagomål.docx
+++ b/klagomål/A 26259-2026 FSC-klagomål.docx
@@ -872,7 +872,7 @@
     <w:r>
       <w:tab/>
       <w:tab/>
-      <w:t>2026-06-25</w:t>
+      <w:t>2026-06-26</w:t>
       <w:br/>
       <w:br/>
     </w:r>

--- a/klagomål/A 26259-2026 FSC-klagomål.docx
+++ b/klagomål/A 26259-2026 FSC-klagomål.docx
@@ -872,7 +872,7 @@
     <w:r>
       <w:tab/>
       <w:tab/>
-      <w:t>2026-06-26</w:t>
+      <w:t>2026-06-27</w:t>
       <w:br/>
       <w:br/>
     </w:r>

--- a/klagomål/A 26259-2026 FSC-klagomål.docx
+++ b/klagomål/A 26259-2026 FSC-klagomål.docx
@@ -872,7 +872,7 @@
     <w:r>
       <w:tab/>
       <w:tab/>
-      <w:t>2026-06-27</w:t>
+      <w:t>2026-06-28</w:t>
       <w:br/>
       <w:br/>
     </w:r>

--- a/klagomål/A 26259-2026 FSC-klagomål.docx
+++ b/klagomål/A 26259-2026 FSC-klagomål.docx
@@ -872,7 +872,7 @@
     <w:r>
       <w:tab/>
       <w:tab/>
-      <w:t>2026-06-28</w:t>
+      <w:t>2026-06-29</w:t>
       <w:br/>
       <w:br/>
     </w:r>

--- a/klagomål/A 26259-2026 FSC-klagomål.docx
+++ b/klagomål/A 26259-2026 FSC-klagomål.docx
@@ -178,7 +178,7 @@
       <w:r>
         <w:drawing>
           <wp:inline xmlns:a="http://schemas.openxmlformats.org/drawingml/2006/main" xmlns:pic="http://schemas.openxmlformats.org/drawingml/2006/picture">
-            <wp:extent cx="4862449" cy="5724000"/>
+            <wp:extent cx="4923427" cy="5724000"/>
             <wp:docPr id="1" name="Picture 1"/>
             <wp:cNvGraphicFramePr>
               <a:graphicFrameLocks noChangeAspect="1"/>
@@ -199,7 +199,7 @@
                   <pic:spPr>
                     <a:xfrm>
                       <a:off x="0" y="0"/>
-                      <a:ext cx="4862449" cy="5724000"/>
+                      <a:ext cx="4923427" cy="5724000"/>
                     </a:xfrm>
                     <a:prstGeom prst="rect"/>
                   </pic:spPr>
@@ -221,7 +221,7 @@
     </w:p>
     <w:p>
       <w:r>
-        <w:t>I och inom 22 meter från avverkningsanmälan finns fynd av 2 naturvårdsarter, varav 1 är rödlistad, 2 är fridlysta och 2 är typiska (T): lappmes (NT, T, §4) och tjäder (T, §4). Se Figur 1.</w:t>
+        <w:t>I och inom 22 meter från avverkningsanmälan finns fynd av 6 naturvårdsarter, varav 2 är rödlistade, 6 är fridlysta och 5 är typiska (T): lappmes (NT, T, §4), rödvingetrast (NT, §4), bergfink (T, §4), gråsiska (T, §4), tjäder (T, §4) och videsparv (T, §4). Se Figur 1.</w:t>
       </w:r>
     </w:p>
     <w:p>
@@ -272,6 +272,46 @@
         <w:rPr>
           <w:b/>
         </w:rPr>
+        <w:t>Bergfink (§4)</w:t>
+      </w:r>
+      <w:r>
+        <w:t xml:space="preserve"> häckar i barr- och blandskog samt i fjällbjörkskog. Den förekommer i Norrland, västra Dalarna och norra Värmland samt sparsamt till sällsynt vidare söderut till mellersta Värmland, norra Västmanland och södra Gästrikland. Bergfink är typisk art för </w:t>
+      </w:r>
+      <w:r>
+        <w:rPr>
+          <w:i/>
+        </w:rPr>
+        <w:t>9040 Fjällbjörkskog</w:t>
+      </w:r>
+      <w:r>
+        <w:t xml:space="preserve"> (SLU Artdatabanken, 2025).</w:t>
+      </w:r>
+    </w:p>
+    <w:p>
+      <w:r>
+        <w:rPr>
+          <w:b/>
+        </w:rPr>
+        <w:t>Gråsiska (§4)</w:t>
+      </w:r>
+      <w:r>
+        <w:t xml:space="preserve"> häckar i barr- och blandskog samt i fjällbjörkskog, stundom även i fjällregionens videbälte. Gråsiska är typisk art för </w:t>
+      </w:r>
+      <w:r>
+        <w:rPr>
+          <w:i/>
+        </w:rPr>
+        <w:t xml:space="preserve">9040 Fjällbjörkskog </w:t>
+      </w:r>
+      <w:r>
+        <w:t>(SLU Artdatabanken, 2025).</w:t>
+      </w:r>
+    </w:p>
+    <w:p>
+      <w:r>
+        <w:rPr>
+          <w:b/>
+        </w:rPr>
         <w:t>Tjäder (§4)</w:t>
       </w:r>
       <w:r>
@@ -294,6 +334,26 @@
       </w:r>
       <w:r>
         <w:t>. Tjädern är en utpräglad skogsfågel knuten till större sammanhängande barrskogsområden. Tupparna och hönorna utnyttjar till viss del olika miljöer, och habitatvalet varierar dessutom mellan olika delar av året. För att det ska finnas livskraftiga tjäderbestånd krävs funktionella skogslandskap med en blandning av uppvuxen, gles och luckig skog, täta sumpskogar, myrar och andra små våtmarker. Arten försvinner när skogen fragmenteras och den sammanlagda arealen hyggen och andra öppna områden blir för stor. Ett småskaligt och försiktigt virkesuttag genom hyggesfria metoder kan i vissa fall vara möjligt i området inom 200 m från lekcentrum. Längre ut från lekcentrum, inom 200–500 m bör den avverkade ytan inte överskrida 1 hektar för att undvika alltför stora och snabba förändringar (Skogsstyrelsen, 2019; SLU Artdatabanken, 2024).</w:t>
+      </w:r>
+    </w:p>
+    <w:p>
+      <w:r>
+        <w:rPr>
+          <w:b/>
+        </w:rPr>
+        <w:t>Videsparv (§4)</w:t>
+      </w:r>
+      <w:r>
+        <w:t xml:space="preserve"> är fridlyst enligt 4§ artskyddsförordningen och globalt rödlistad som nära hotad (NT) vilket innebär att Sverige har ett internationellt ansvar för arten. Videsparven är en sumpskogsart och den viktigaste häckningsbiotopen utgörs av lövrik sumpgranskog med ett rikt fältskikt av olika starr- och fräkenarter samt riklig förekomst av olika låga ris. Reviren är små till medelstora, från under en hektar till några hektar. Videsparven missgynnas av avverkning av sumpskog, dikning och dikesrensning samt andra åtgärder som påverkar fuktiga till blöta impediment. Videsparv är typisk art för </w:t>
+      </w:r>
+      <w:r>
+        <w:rPr>
+          <w:i/>
+        </w:rPr>
+        <w:t>9740 Skogsbevuxen myr</w:t>
+      </w:r>
+      <w:r>
+        <w:t xml:space="preserve"> (SLU Artdatabanken, 2026; IUCN, 2025; Skogsstyrelsen, 2016).</w:t>
       </w:r>
     </w:p>
     <w:p>
@@ -402,7 +462,7 @@
         <w:rPr>
           <w:i/>
         </w:rPr>
-        <w:t>I det avverkningsanmälda skogsområdet har 2 naturvårdsarter varav 1 rödlistade arter sina livsmiljöer och växtplatser.</w:t>
+        <w:t>I det avverkningsanmälda skogsområdet har 6 naturvårdsarter varav 2 rödlistade arter sina livsmiljöer och växtplatser.</w:t>
       </w:r>
     </w:p>
     <w:p>
@@ -733,6 +793,83 @@
     <w:p>
       <w:r>
         <w:t xml:space="preserve">SLU Artdatabanken, 2024. </w:t>
+      </w:r>
+      <w:r>
+        <w:rPr>
+          <w:i/>
+        </w:rPr>
+        <w:t xml:space="preserve">Artfaktablad. Naturvård – artfakta. </w:t>
+      </w:r>
+      <w:r>
+        <w:t>SLU Artdatabanken, Uppsala</w:t>
+      </w:r>
+    </w:p>
+    <w:p>
+      <w:pPr>
+        <w:pStyle w:val="Heading1"/>
+      </w:pPr>
+      <w:r>
+        <w:t>Videsparv – ekologi samt krav på livsmiljön</w:t>
+      </w:r>
+    </w:p>
+    <w:p>
+      <w:r>
+        <w:t>Videsparv (§4) är starkt knuten till sumpskogar och den viktigaste häckningsbiotopen är lövrik sumpgranskog, men kan i mer sällsynta fall även utgöras av ren barrskogsmiljö. En mycket typisk häckningslokal kan beskrivas som ett lövrikt skogskärr med ett rikt fältskikt av starr- och fräkenarter. Ett typiskt karaktärsdrag är vidare förekomst av rejält fuktig, stortuvig mark med vattenfyllda höljor. Viktiga häckningsmiljöer är sumpskog längs vattendrag, myr- och kärrkanter, stränder vid sjöar och granskog på hängmyrar. Reviren är små till medelstora, från under en hektar till några hektar (SLU Artdatabanken, 2026; Skogsstyrelsen, 2016).</w:t>
+      </w:r>
+    </w:p>
+    <w:p>
+      <w:r>
+        <w:t xml:space="preserve">Videsparven missgynnas av avverkning av sumpskog, dikning och dikesrensning samt andra åtgärder som påverkar fuktiga till blöta impediment. Ordentligt fuktiga skogsmiljöer har på grund av årtionden av skogsdikning minskat i areal och utbredning vilket i viss mån kan ha påverkat artens häckningsmöjligheter. Videsparv är typisk art för </w:t>
+      </w:r>
+      <w:r>
+        <w:rPr>
+          <w:i/>
+        </w:rPr>
+        <w:t>9740 Skogsbevuxen myr</w:t>
+      </w:r>
+      <w:r>
+        <w:t>, fridlyst enligt 4§ artskyddsförordningen och globalt rödlistad som nära hotad (NT) vilket innebär att Sverige har ett internationellt ansvar för arten (SLU Artdatabanken, 2026; IUCN, 2025; Skogsstyrelsen, 2016).</w:t>
+      </w:r>
+    </w:p>
+    <w:p>
+      <w:pPr>
+        <w:pStyle w:val="Heading2"/>
+      </w:pPr>
+      <w:r>
+        <w:t>Referenser – videsparv</w:t>
+      </w:r>
+    </w:p>
+    <w:p>
+      <w:r>
+        <w:t xml:space="preserve">IUCN, 2025. </w:t>
+      </w:r>
+      <w:r>
+        <w:rPr>
+          <w:i/>
+        </w:rPr>
+        <w:t>Emberiza rustica</w:t>
+      </w:r>
+      <w:r>
+        <w:t>. The IUCN Red List of Threatened Species.</w:t>
+      </w:r>
+    </w:p>
+    <w:p>
+      <w:r>
+        <w:t xml:space="preserve">Skogsstyrelsen, 2016. </w:t>
+      </w:r>
+      <w:r>
+        <w:rPr>
+          <w:i/>
+        </w:rPr>
+        <w:t xml:space="preserve">Vägledning för hänsyn till videsparv. </w:t>
+      </w:r>
+      <w:r>
+        <w:t>Vägledningar och kunskapsstöd artskydd – Skogsstyrelsen</w:t>
+      </w:r>
+    </w:p>
+    <w:p>
+      <w:r>
+        <w:t xml:space="preserve">SLU Artdatabanken, 2026. </w:t>
       </w:r>
       <w:r>
         <w:rPr>
@@ -872,7 +1009,7 @@
     <w:r>
       <w:tab/>
       <w:tab/>
-      <w:t>2026-06-29</w:t>
+      <w:t>2026-06-30</w:t>
       <w:br/>
       <w:br/>
     </w:r>

--- a/klagomål/A 26259-2026 FSC-klagomål.docx
+++ b/klagomål/A 26259-2026 FSC-klagomål.docx
@@ -1009,7 +1009,7 @@
     <w:r>
       <w:tab/>
       <w:tab/>
-      <w:t>2026-06-30</w:t>
+      <w:t>2026-07-01</w:t>
       <w:br/>
       <w:br/>
     </w:r>

--- a/klagomål/A 26259-2026 FSC-klagomål.docx
+++ b/klagomål/A 26259-2026 FSC-klagomål.docx
@@ -1009,7 +1009,7 @@
     <w:r>
       <w:tab/>
       <w:tab/>
-      <w:t>2026-07-01</w:t>
+      <w:t>2026-07-02</w:t>
       <w:br/>
       <w:br/>
     </w:r>

--- a/klagomål/A 26259-2026 FSC-klagomål.docx
+++ b/klagomål/A 26259-2026 FSC-klagomål.docx
@@ -1009,7 +1009,7 @@
     <w:r>
       <w:tab/>
       <w:tab/>
-      <w:t>2026-07-13</w:t>
+      <w:t>2026-07-14</w:t>
       <w:br/>
       <w:br/>
     </w:r>

--- a/klagomål/A 26259-2026 FSC-klagomål.docx
+++ b/klagomål/A 26259-2026 FSC-klagomål.docx
@@ -1009,7 +1009,7 @@
     <w:r>
       <w:tab/>
       <w:tab/>
-      <w:t>2026-07-14</w:t>
+      <w:t>2026-07-15</w:t>
       <w:br/>
       <w:br/>
     </w:r>

--- a/klagomål/A 26259-2026 FSC-klagomål.docx
+++ b/klagomål/A 26259-2026 FSC-klagomål.docx
@@ -1009,7 +1009,7 @@
     <w:r>
       <w:tab/>
       <w:tab/>
-      <w:t>2026-07-15</w:t>
+      <w:t>2026-07-16</w:t>
       <w:br/>
       <w:br/>
     </w:r>

--- a/klagomål/A 26259-2026 FSC-klagomål.docx
+++ b/klagomål/A 26259-2026 FSC-klagomål.docx
@@ -1009,7 +1009,7 @@
     <w:r>
       <w:tab/>
       <w:tab/>
-      <w:t>2026-07-16</w:t>
+      <w:t>2026-07-17</w:t>
       <w:br/>
       <w:br/>
     </w:r>

--- a/klagomål/A 26259-2026 FSC-klagomål.docx
+++ b/klagomål/A 26259-2026 FSC-klagomål.docx
@@ -1009,7 +1009,7 @@
     <w:r>
       <w:tab/>
       <w:tab/>
-      <w:t>2026-07-17</w:t>
+      <w:t>2026-07-18</w:t>
       <w:br/>
       <w:br/>
     </w:r>

--- a/klagomål/A 26259-2026 FSC-klagomål.docx
+++ b/klagomål/A 26259-2026 FSC-klagomål.docx
@@ -1009,7 +1009,7 @@
     <w:r>
       <w:tab/>
       <w:tab/>
-      <w:t>2026-07-18</w:t>
+      <w:t>2026-07-19</w:t>
       <w:br/>
       <w:br/>
     </w:r>

--- a/klagomål/A 26259-2026 FSC-klagomål.docx
+++ b/klagomål/A 26259-2026 FSC-klagomål.docx
@@ -1009,7 +1009,7 @@
     <w:r>
       <w:tab/>
       <w:tab/>
-      <w:t>2026-07-19</w:t>
+      <w:t>2026-07-20</w:t>
       <w:br/>
       <w:br/>
     </w:r>

--- a/klagomål/A 26259-2026 FSC-klagomål.docx
+++ b/klagomål/A 26259-2026 FSC-klagomål.docx
@@ -1009,7 +1009,7 @@
     <w:r>
       <w:tab/>
       <w:tab/>
-      <w:t>2026-07-20</w:t>
+      <w:t>2026-07-21</w:t>
       <w:br/>
       <w:br/>
     </w:r>

--- a/klagomål/A 26259-2026 FSC-klagomål.docx
+++ b/klagomål/A 26259-2026 FSC-klagomål.docx
@@ -1009,7 +1009,7 @@
     <w:r>
       <w:tab/>
       <w:tab/>
-      <w:t>2026-07-21</w:t>
+      <w:t>2026-07-22</w:t>
       <w:br/>
       <w:br/>
     </w:r>

--- a/klagomål/A 26259-2026 FSC-klagomål.docx
+++ b/klagomål/A 26259-2026 FSC-klagomål.docx
@@ -1009,7 +1009,7 @@
     <w:r>
       <w:tab/>
       <w:tab/>
-      <w:t>2026-07-22</w:t>
+      <w:t>2026-07-23</w:t>
       <w:br/>
       <w:br/>
     </w:r>

--- a/klagomål/A 26259-2026 FSC-klagomål.docx
+++ b/klagomål/A 26259-2026 FSC-klagomål.docx
@@ -1009,7 +1009,7 @@
     <w:r>
       <w:tab/>
       <w:tab/>
-      <w:t>2026-07-23</w:t>
+      <w:t>2026-07-24</w:t>
       <w:br/>
       <w:br/>
     </w:r>

--- a/klagomål/A 26259-2026 FSC-klagomål.docx
+++ b/klagomål/A 26259-2026 FSC-klagomål.docx
@@ -1009,7 +1009,7 @@
     <w:r>
       <w:tab/>
       <w:tab/>
-      <w:t>2026-07-24</w:t>
+      <w:t>2026-07-25</w:t>
       <w:br/>
       <w:br/>
     </w:r>

--- a/klagomål/A 26259-2026 FSC-klagomål.docx
+++ b/klagomål/A 26259-2026 FSC-klagomål.docx
@@ -1009,7 +1009,7 @@
     <w:r>
       <w:tab/>
       <w:tab/>
-      <w:t>2026-07-25</w:t>
+      <w:t>2026-07-26</w:t>
       <w:br/>
       <w:br/>
     </w:r>

--- a/klagomål/A 26259-2026 FSC-klagomål.docx
+++ b/klagomål/A 26259-2026 FSC-klagomål.docx
@@ -1009,7 +1009,7 @@
     <w:r>
       <w:tab/>
       <w:tab/>
-      <w:t>2026-07-26</w:t>
+      <w:t>2026-07-27</w:t>
       <w:br/>
       <w:br/>
     </w:r>

--- a/klagomål/A 26259-2026 FSC-klagomål.docx
+++ b/klagomål/A 26259-2026 FSC-klagomål.docx
@@ -1009,7 +1009,7 @@
     <w:r>
       <w:tab/>
       <w:tab/>
-      <w:t>2026-07-27</w:t>
+      <w:t>2026-07-28</w:t>
       <w:br/>
       <w:br/>
     </w:r>

--- a/klagomål/A 26259-2026 FSC-klagomål.docx
+++ b/klagomål/A 26259-2026 FSC-klagomål.docx
@@ -1009,7 +1009,7 @@
     <w:r>
       <w:tab/>
       <w:tab/>
-      <w:t>2026-07-28</w:t>
+      <w:t>2026-07-29</w:t>
       <w:br/>
       <w:br/>
     </w:r>

--- a/klagomål/A 26259-2026 FSC-klagomål.docx
+++ b/klagomål/A 26259-2026 FSC-klagomål.docx
@@ -1009,7 +1009,7 @@
     <w:r>
       <w:tab/>
       <w:tab/>
-      <w:t>2026-07-29</w:t>
+      <w:t>2026-07-30</w:t>
       <w:br/>
       <w:br/>
     </w:r>

--- a/klagomål/A 26259-2026 FSC-klagomål.docx
+++ b/klagomål/A 26259-2026 FSC-klagomål.docx
@@ -1009,7 +1009,7 @@
     <w:r>
       <w:tab/>
       <w:tab/>
-      <w:t>2026-07-30</w:t>
+      <w:t>2026-07-31</w:t>
       <w:br/>
       <w:br/>
     </w:r>

--- a/klagomål/A 26259-2026 FSC-klagomål.docx
+++ b/klagomål/A 26259-2026 FSC-klagomål.docx
@@ -1009,7 +1009,7 @@
     <w:r>
       <w:tab/>
       <w:tab/>
-      <w:t>2026-07-31</w:t>
+      <w:t>2026-08-01</w:t>
       <w:br/>
       <w:br/>
     </w:r>

--- a/klagomål/A 26259-2026 FSC-klagomål.docx
+++ b/klagomål/A 26259-2026 FSC-klagomål.docx
@@ -1009,7 +1009,7 @@
     <w:r>
       <w:tab/>
       <w:tab/>
-      <w:t>2026-08-01</w:t>
+      <w:t>2026-08-02</w:t>
       <w:br/>
       <w:br/>
     </w:r>

--- a/klagomål/A 26259-2026 FSC-klagomål.docx
+++ b/klagomål/A 26259-2026 FSC-klagomål.docx
@@ -1009,7 +1009,7 @@
     <w:r>
       <w:tab/>
       <w:tab/>
-      <w:t>2026-08-02</w:t>
+      <w:t>2026-08-03</w:t>
       <w:br/>
       <w:br/>
     </w:r>

--- a/klagomål/A 26259-2026 FSC-klagomål.docx
+++ b/klagomål/A 26259-2026 FSC-klagomål.docx
@@ -1009,7 +1009,7 @@
     <w:r>
       <w:tab/>
       <w:tab/>
-      <w:t>2026-08-03</w:t>
+      <w:t>2026-08-05</w:t>
       <w:br/>
       <w:br/>
     </w:r>

--- a/klagomål/A 26259-2026 FSC-klagomål.docx
+++ b/klagomål/A 26259-2026 FSC-klagomål.docx
@@ -1009,7 +1009,7 @@
     <w:r>
       <w:tab/>
       <w:tab/>
-      <w:t>2026-08-05</w:t>
+      <w:t>2026-08-07</w:t>
       <w:br/>
       <w:br/>
     </w:r>

--- a/klagomål/A 26259-2026 FSC-klagomål.docx
+++ b/klagomål/A 26259-2026 FSC-klagomål.docx
@@ -1009,7 +1009,7 @@
     <w:r>
       <w:tab/>
       <w:tab/>
-      <w:t>2026-08-07</w:t>
+      <w:t>2026-08-08</w:t>
       <w:br/>
       <w:br/>
     </w:r>

--- a/klagomål/A 26259-2026 FSC-klagomål.docx
+++ b/klagomål/A 26259-2026 FSC-klagomål.docx
@@ -216,7 +216,7 @@
         <w:spacing w:after="240"/>
       </w:pPr>
       <w:r>
-        <w:t>Figur 1. Fyndplatser för naturvårdsarter i och inom 22 meter från avverkningsanmälan. Markörer utan svart kant är placerade på fyndplatsen. Markörer med svart kant är placerade vid sidan av fyndplatsen har ett svart streck som visar fyndplatsens exakta position. Kartans mittpunktskoordinat är N 7500012, E 862342 i SWEREF 99 TM.</w:t>
+        <w:t>Figur 1. Fyndplatser för naturvårdsarter i och inom 22 meter från avverkningsanmälan. Markörer utan svart kant är placerade på fyndplatsen. Markörer med svart kant är placerade vid sidan av fyndplatsen och har ett svart streck som visar fyndplatsens exakta position. Kartans mittpunktskoordinat är N 7500012, E 862342 i SWEREF 99 TM.</w:t>
       </w:r>
     </w:p>
     <w:p>
@@ -1009,7 +1009,7 @@
     <w:r>
       <w:tab/>
       <w:tab/>
-      <w:t>2026-08-14</w:t>
+      <w:t>2026-08-15</w:t>
       <w:br/>
       <w:br/>
     </w:r>

--- a/klagomål/A 26259-2026 FSC-klagomål.docx
+++ b/klagomål/A 26259-2026 FSC-klagomål.docx
@@ -1009,7 +1009,7 @@
     <w:r>
       <w:tab/>
       <w:tab/>
-      <w:t>2026-08-15</w:t>
+      <w:t>2026-08-16</w:t>
       <w:br/>
       <w:br/>
     </w:r>

--- a/klagomål/A 26259-2026 FSC-klagomål.docx
+++ b/klagomål/A 26259-2026 FSC-klagomål.docx
@@ -1009,7 +1009,7 @@
     <w:r>
       <w:tab/>
       <w:tab/>
-      <w:t>2026-08-16</w:t>
+      <w:t>2026-08-17</w:t>
       <w:br/>
       <w:br/>
     </w:r>

--- a/klagomål/A 26259-2026 FSC-klagomål.docx
+++ b/klagomål/A 26259-2026 FSC-klagomål.docx
@@ -1009,7 +1009,7 @@
     <w:r>
       <w:tab/>
       <w:tab/>
-      <w:t>2026-08-17</w:t>
+      <w:t>2026-08-18</w:t>
       <w:br/>
       <w:br/>
     </w:r>

--- a/klagomål/A 26259-2026 FSC-klagomål.docx
+++ b/klagomål/A 26259-2026 FSC-klagomål.docx
@@ -1009,7 +1009,7 @@
     <w:r>
       <w:tab/>
       <w:tab/>
-      <w:t>2026-08-18</w:t>
+      <w:t>2026-08-19</w:t>
       <w:br/>
       <w:br/>
     </w:r>

--- a/klagomål/A 26259-2026 FSC-klagomål.docx
+++ b/klagomål/A 26259-2026 FSC-klagomål.docx
@@ -1009,7 +1009,7 @@
     <w:r>
       <w:tab/>
       <w:tab/>
-      <w:t>2026-08-19</w:t>
+      <w:t>2026-08-20</w:t>
       <w:br/>
       <w:br/>
     </w:r>

--- a/klagomål/A 26259-2026 FSC-klagomål.docx
+++ b/klagomål/A 26259-2026 FSC-klagomål.docx
@@ -1009,7 +1009,7 @@
     <w:r>
       <w:tab/>
       <w:tab/>
-      <w:t>2026-08-20</w:t>
+      <w:t>2026-08-21</w:t>
       <w:br/>
       <w:br/>
     </w:r>

--- a/klagomål/A 26259-2026 FSC-klagomål.docx
+++ b/klagomål/A 26259-2026 FSC-klagomål.docx
@@ -1009,7 +1009,7 @@
     <w:r>
       <w:tab/>
       <w:tab/>
-      <w:t>2026-08-21</w:t>
+      <w:t>2026-08-22</w:t>
       <w:br/>
       <w:br/>
     </w:r>

--- a/klagomål/A 26259-2026 FSC-klagomål.docx
+++ b/klagomål/A 26259-2026 FSC-klagomål.docx
@@ -1009,7 +1009,7 @@
     <w:r>
       <w:tab/>
       <w:tab/>
-      <w:t>2026-08-22</w:t>
+      <w:t>2026-08-23</w:t>
       <w:br/>
       <w:br/>
     </w:r>

--- a/klagomål/A 26259-2026 FSC-klagomål.docx
+++ b/klagomål/A 26259-2026 FSC-klagomål.docx
@@ -1009,7 +1009,7 @@
     <w:r>
       <w:tab/>
       <w:tab/>
-      <w:t>2026-08-23</w:t>
+      <w:t>2026-08-24</w:t>
       <w:br/>
       <w:br/>
     </w:r>

--- a/klagomål/A 26259-2026 FSC-klagomål.docx
+++ b/klagomål/A 26259-2026 FSC-klagomål.docx
@@ -1009,7 +1009,7 @@
     <w:r>
       <w:tab/>
       <w:tab/>
-      <w:t>2026-08-24</w:t>
+      <w:t>2026-08-25</w:t>
       <w:br/>
       <w:br/>
     </w:r>

--- a/klagomål/A 26259-2026 FSC-klagomål.docx
+++ b/klagomål/A 26259-2026 FSC-klagomål.docx
@@ -1009,7 +1009,7 @@
     <w:r>
       <w:tab/>
       <w:tab/>
-      <w:t>2026-08-25</w:t>
+      <w:t>2026-08-26</w:t>
       <w:br/>
       <w:br/>
     </w:r>

--- a/klagomål/A 26259-2026 FSC-klagomål.docx
+++ b/klagomål/A 26259-2026 FSC-klagomål.docx
@@ -1009,7 +1009,7 @@
     <w:r>
       <w:tab/>
       <w:tab/>
-      <w:t>2026-08-26</w:t>
+      <w:t>2026-08-27</w:t>
       <w:br/>
       <w:br/>
     </w:r>

--- a/klagomål/A 26259-2026 FSC-klagomål.docx
+++ b/klagomål/A 26259-2026 FSC-klagomål.docx
@@ -1009,7 +1009,7 @@
     <w:r>
       <w:tab/>
       <w:tab/>
-      <w:t>2026-08-27</w:t>
+      <w:t>2026-08-28</w:t>
       <w:br/>
       <w:br/>
     </w:r>

--- a/klagomål/A 26259-2026 FSC-klagomål.docx
+++ b/klagomål/A 26259-2026 FSC-klagomål.docx
@@ -1009,7 +1009,7 @@
     <w:r>
       <w:tab/>
       <w:tab/>
-      <w:t>2026-08-28</w:t>
+      <w:t>2026-08-29</w:t>
       <w:br/>
       <w:br/>
     </w:r>

--- a/klagomål/A 26259-2026 FSC-klagomål.docx
+++ b/klagomål/A 26259-2026 FSC-klagomål.docx
@@ -1009,7 +1009,7 @@
     <w:r>
       <w:tab/>
       <w:tab/>
-      <w:t>2026-08-29</w:t>
+      <w:t>2026-08-31</w:t>
       <w:br/>
       <w:br/>
     </w:r>

--- a/klagomål/A 26259-2026 FSC-klagomål.docx
+++ b/klagomål/A 26259-2026 FSC-klagomål.docx
@@ -1009,7 +1009,7 @@
     <w:r>
       <w:tab/>
       <w:tab/>
-      <w:t>2026-08-31</w:t>
+      <w:t>2026-09-01</w:t>
       <w:br/>
       <w:br/>
     </w:r>

--- a/klagomål/A 26259-2026 FSC-klagomål.docx
+++ b/klagomål/A 26259-2026 FSC-klagomål.docx
@@ -1009,7 +1009,7 @@
     <w:r>
       <w:tab/>
       <w:tab/>
-      <w:t>2026-09-01</w:t>
+      <w:t>2026-09-02</w:t>
       <w:br/>
       <w:br/>
     </w:r>

--- a/klagomål/A 26259-2026 FSC-klagomål.docx
+++ b/klagomål/A 26259-2026 FSC-klagomål.docx
@@ -1009,7 +1009,7 @@
     <w:r>
       <w:tab/>
       <w:tab/>
-      <w:t>2026-09-02</w:t>
+      <w:t>2026-09-03</w:t>
       <w:br/>
       <w:br/>
     </w:r>

--- a/klagomål/A 26259-2026 FSC-klagomål.docx
+++ b/klagomål/A 26259-2026 FSC-klagomål.docx
@@ -1009,7 +1009,7 @@
     <w:r>
       <w:tab/>
       <w:tab/>
-      <w:t>2026-09-03</w:t>
+      <w:t>2026-09-04</w:t>
       <w:br/>
       <w:br/>
     </w:r>

--- a/klagomål/A 26259-2026 FSC-klagomål.docx
+++ b/klagomål/A 26259-2026 FSC-klagomål.docx
@@ -1009,7 +1009,7 @@
     <w:r>
       <w:tab/>
       <w:tab/>
-      <w:t>2026-09-04</w:t>
+      <w:t>2026-09-05</w:t>
       <w:br/>
       <w:br/>
     </w:r>

--- a/klagomål/A 26259-2026 FSC-klagomål.docx
+++ b/klagomål/A 26259-2026 FSC-klagomål.docx
@@ -1009,7 +1009,7 @@
     <w:r>
       <w:tab/>
       <w:tab/>
-      <w:t>2026-09-05</w:t>
+      <w:t>2026-09-06</w:t>
       <w:br/>
       <w:br/>
     </w:r>

--- a/klagomål/A 26259-2026 FSC-klagomål.docx
+++ b/klagomål/A 26259-2026 FSC-klagomål.docx
@@ -1009,7 +1009,7 @@
     <w:r>
       <w:tab/>
       <w:tab/>
-      <w:t>2026-09-06</w:t>
+      <w:t>2026-09-07</w:t>
       <w:br/>
       <w:br/>
     </w:r>

--- a/klagomål/A 26259-2026 FSC-klagomål.docx
+++ b/klagomål/A 26259-2026 FSC-klagomål.docx
@@ -1009,7 +1009,7 @@
     <w:r>
       <w:tab/>
       <w:tab/>
-      <w:t>2026-09-07</w:t>
+      <w:t>2026-09-08</w:t>
       <w:br/>
       <w:br/>
     </w:r>

--- a/klagomål/A 26259-2026 FSC-klagomål.docx
+++ b/klagomål/A 26259-2026 FSC-klagomål.docx
@@ -1009,7 +1009,7 @@
     <w:r>
       <w:tab/>
       <w:tab/>
-      <w:t>2026-09-08</w:t>
+      <w:t>2026-09-09</w:t>
       <w:br/>
       <w:br/>
     </w:r>

--- a/klagomål/A 26259-2026 FSC-klagomål.docx
+++ b/klagomål/A 26259-2026 FSC-klagomål.docx
@@ -1009,7 +1009,7 @@
     <w:r>
       <w:tab/>
       <w:tab/>
-      <w:t>2026-09-09</w:t>
+      <w:t>2026-09-10</w:t>
       <w:br/>
       <w:br/>
     </w:r>

--- a/klagomål/A 26259-2026 FSC-klagomål.docx
+++ b/klagomål/A 26259-2026 FSC-klagomål.docx
@@ -1009,7 +1009,7 @@
     <w:r>
       <w:tab/>
       <w:tab/>
-      <w:t>2026-09-10</w:t>
+      <w:t>2026-09-11</w:t>
       <w:br/>
       <w:br/>
     </w:r>

--- a/klagomål/A 26259-2026 FSC-klagomål.docx
+++ b/klagomål/A 26259-2026 FSC-klagomål.docx
@@ -1009,7 +1009,7 @@
     <w:r>
       <w:tab/>
       <w:tab/>
-      <w:t>2026-09-11</w:t>
+      <w:t>2026-09-12</w:t>
       <w:br/>
       <w:br/>
     </w:r>
